--- a/lessons/1-6/downloads/1-6-notes.docx
+++ b/lessons/1-6/downloads/1-6-notes.docx
@@ -2331,7 +2331,7 @@
           <w:sz w:val="20"/>
           <w:szCs w:val="20"/>
         </w:rPr>
-        <w:t xml:space="preserve">A)  16</w:t>
+        <w:t xml:space="preserve">A)  4</w:t>
       </w:r>
     </w:p>
     <w:p>
@@ -2357,7 +2357,7 @@
           <w:sz w:val="20"/>
           <w:szCs w:val="20"/>
         </w:rPr>
-        <w:t xml:space="preserve">C)  4</w:t>
+        <w:t xml:space="preserve">C)  16</w:t>
       </w:r>
     </w:p>
     <w:p>
@@ -2416,7 +2416,7 @@
           <w:sz w:val="21"/>
           <w:szCs w:val="21"/>
         </w:rPr>
-        <w:t xml:space="preserve">A. 16</w:t>
+        <w:t xml:space="preserve">C. 16</w:t>
       </w:r>
     </w:p>
     <w:p>
@@ -2499,7 +2499,7 @@
           <w:sz w:val="20"/>
           <w:szCs w:val="20"/>
         </w:rPr>
-        <w:t xml:space="preserve">A)  About 96</w:t>
+        <w:t xml:space="preserve">A)  About 22</w:t>
       </w:r>
     </w:p>
     <w:p>
@@ -2512,7 +2512,7 @@
           <w:sz w:val="20"/>
           <w:szCs w:val="20"/>
         </w:rPr>
-        <w:t xml:space="preserve">B)  About 22</w:t>
+        <w:t xml:space="preserve">B)  About 66</w:t>
       </w:r>
     </w:p>
     <w:p>
@@ -2525,7 +2525,7 @@
           <w:sz w:val="20"/>
           <w:szCs w:val="20"/>
         </w:rPr>
-        <w:t xml:space="preserve">C)  About 66</w:t>
+        <w:t xml:space="preserve">C)  About 96</w:t>
       </w:r>
     </w:p>
     <w:p>
@@ -3484,7 +3484,7 @@
           <w:sz w:val="20"/>
           <w:szCs w:val="20"/>
         </w:rPr>
-        <w:t xml:space="preserve">A)  Critique the idea respectfully — not the classmate</w:t>
+        <w:t xml:space="preserve">A)  Say 'that's wrong' and move on</w:t>
       </w:r>
     </w:p>
     <w:p>
@@ -3497,7 +3497,7 @@
           <w:sz w:val="20"/>
           <w:szCs w:val="20"/>
         </w:rPr>
-        <w:t xml:space="preserve">B)  Say 'that's wrong' and move on</w:t>
+        <w:t xml:space="preserve">B)  Stay silent so nobody's feelings are hurt</w:t>
       </w:r>
     </w:p>
     <w:p>
@@ -3510,7 +3510,7 @@
           <w:sz w:val="20"/>
           <w:szCs w:val="20"/>
         </w:rPr>
-        <w:t xml:space="preserve">C)  Stay silent so nobody's feelings are hurt</w:t>
+        <w:t xml:space="preserve">C)  Laugh, because wrong answers are funny</w:t>
       </w:r>
     </w:p>
     <w:p>
@@ -3523,7 +3523,7 @@
           <w:sz w:val="20"/>
           <w:szCs w:val="20"/>
         </w:rPr>
-        <w:t xml:space="preserve">D)  Laugh, because wrong answers are funny</w:t>
+        <w:t xml:space="preserve">D)  Critique the idea respectfully — not the classmate</w:t>
       </w:r>
     </w:p>
     <w:p>
@@ -3726,7 +3726,7 @@
           <w:sz w:val="20"/>
           <w:szCs w:val="20"/>
         </w:rPr>
-        <w:t xml:space="preserve">A)  Notice your progress has stalled and shift to a different strategy</w:t>
+        <w:t xml:space="preserve">A)  Keep using the same strategy no matter what</w:t>
       </w:r>
     </w:p>
     <w:p>
@@ -3739,7 +3739,7 @@
           <w:sz w:val="20"/>
           <w:szCs w:val="20"/>
         </w:rPr>
-        <w:t xml:space="preserve">B)  Keep using the same strategy no matter what</w:t>
+        <w:t xml:space="preserve">B)  Notice your progress has stalled and shift to a different strategy</w:t>
       </w:r>
     </w:p>
     <w:p>
@@ -3856,7 +3856,7 @@
           <w:sz w:val="20"/>
           <w:szCs w:val="20"/>
         </w:rPr>
-        <w:t xml:space="preserve">A)  48</w:t>
+        <w:t xml:space="preserve">A)  24</w:t>
       </w:r>
     </w:p>
     <w:p>
@@ -3869,7 +3869,7 @@
           <w:sz w:val="20"/>
           <w:szCs w:val="20"/>
         </w:rPr>
-        <w:t xml:space="preserve">B)  96</w:t>
+        <w:t xml:space="preserve">B)  48</w:t>
       </w:r>
     </w:p>
     <w:p>
@@ -3882,7 +3882,7 @@
           <w:sz w:val="20"/>
           <w:szCs w:val="20"/>
         </w:rPr>
-        <w:t xml:space="preserve">C)  24</w:t>
+        <w:t xml:space="preserve">C)  96</w:t>
       </w:r>
     </w:p>
     <w:p>
@@ -4019,7 +4019,7 @@
           <w:sz w:val="21"/>
           <w:szCs w:val="21"/>
         </w:rPr>
-        <w:t xml:space="preserve">A)  We are a community of math thinkers and doers — we work together and on our own, showing respect for our classmates, our community, ourselves, and our math ideas</w:t>
+        <w:t xml:space="preserve">A)  Math belongs to whoever finishes first</w:t>
       </w:r>
     </w:p>
     <w:p>
@@ -4032,7 +4032,7 @@
           <w:sz w:val="21"/>
           <w:szCs w:val="21"/>
         </w:rPr>
-        <w:t xml:space="preserve">B)  Math belongs to whoever finishes first</w:t>
+        <w:t xml:space="preserve">B)  Working together means one person solves while the others watch</w:t>
       </w:r>
     </w:p>
     <w:p>
@@ -4045,7 +4045,7 @@
           <w:sz w:val="21"/>
           <w:szCs w:val="21"/>
         </w:rPr>
-        <w:t xml:space="preserve">C)  Working together means one person solves while the others watch</w:t>
+        <w:t xml:space="preserve">C)  Getting stuck means math is not for you</w:t>
       </w:r>
     </w:p>
     <w:p>
@@ -4058,7 +4058,7 @@
           <w:sz w:val="21"/>
           <w:szCs w:val="21"/>
         </w:rPr>
-        <w:t xml:space="preserve">D)  Getting stuck means math is not for you</w:t>
+        <w:t xml:space="preserve">D)  We are a community of math thinkers and doers — we work together and on our own, showing respect for our classmates, our community, ourselves, and our math ideas</w:t>
       </w:r>
     </w:p>
     <w:p>

--- a/lessons/1-6/downloads/1-6-notes.docx
+++ b/lessons/1-6/downloads/1-6-notes.docx
@@ -249,49 +249,269 @@
           <w:sz w:val="19"/>
           <w:szCs w:val="19"/>
         </w:rPr>
-        <w:t xml:space="preserve">Look at the picture, read the word, then read what it means.</w:t>
+        <w:t xml:space="preserve">Review each concept term, definition, non-example, and visual clue.</w:t>
       </w:r>
     </w:p>
     <w:tbl>
       <w:tblPr>
-        <w:tblW w:type="pct" w:w="100%"/>
+        <w:tblW w:type="dxa" w:w="9360"/>
         <w:tblBorders>
-          <w:top w:val="none" w:color="FFFFFF" w:sz="0"/>
-          <w:left w:val="none" w:color="FFFFFF" w:sz="0"/>
-          <w:bottom w:val="single" w:color="C7D2DD" w:sz="4"/>
-          <w:right w:val="none" w:color="FFFFFF" w:sz="0"/>
-          <w:insideH w:val="none" w:color="FFFFFF" w:sz="0"/>
-          <w:insideV w:val="none" w:color="FFFFFF" w:sz="0"/>
+          <w:top w:val="single" w:color="C7D2DD" w:sz="6"/>
+          <w:left w:val="single" w:color="C7D2DD" w:sz="6"/>
+          <w:bottom w:val="single" w:color="C7D2DD" w:sz="6"/>
+          <w:right w:val="single" w:color="C7D2DD" w:sz="6"/>
+          <w:insideH w:val="single" w:color="C7D2DD" w:sz="6"/>
+          <w:insideV w:val="single" w:color="C7D2DD" w:sz="6"/>
         </w:tblBorders>
       </w:tblPr>
       <w:tblGrid>
         <w:gridCol w:w="1800"/>
-        <w:gridCol w:w="7560"/>
+        <w:gridCol w:w="3160"/>
+        <w:gridCol w:w="2200"/>
+        <w:gridCol w:w="2200"/>
       </w:tblGrid>
       <w:tr>
         <w:trPr>
           <w:cantSplit/>
+          <w:tblHeader/>
         </w:trPr>
         <w:tc>
           <w:tcPr>
             <w:tcW w:type="dxa" w:w="1800"/>
-            <w:tcMar>
-              <w:top w:type="dxa" w:w="100"/>
-              <w:left w:type="dxa" w:w="40"/>
-              <w:bottom w:type="dxa" w:w="100"/>
-              <w:right w:type="dxa" w:w="120"/>
-            </w:tcMar>
-            <w:vAlign w:val="center"/>
+            <w:shd w:fill="EEF4F8" w:color="auto" w:val="clear"/>
+            <w:tcMar>
+              <w:top w:type="dxa" w:w="80"/>
+              <w:left w:type="dxa" w:w="100"/>
+              <w:bottom w:type="dxa" w:w="80"/>
+              <w:right w:type="dxa" w:w="100"/>
+            </w:tcMar>
           </w:tcPr>
           <w:p>
             <w:pPr>
               <w:spacing w:after="0"/>
+            </w:pPr>
+            <w:r>
+              <w:rPr>
+                <w:b/>
+                <w:bCs/>
+                <w:color w:val="12355B"/>
+                <w:sz w:val="19"/>
+                <w:szCs w:val="19"/>
+              </w:rPr>
+              <w:t xml:space="preserve">Concept Term</w:t>
+            </w:r>
+          </w:p>
+        </w:tc>
+        <w:tc>
+          <w:tcPr>
+            <w:tcW w:type="dxa" w:w="3160"/>
+            <w:shd w:fill="EEF4F8" w:color="auto" w:val="clear"/>
+            <w:tcMar>
+              <w:top w:type="dxa" w:w="80"/>
+              <w:left w:type="dxa" w:w="100"/>
+              <w:bottom w:type="dxa" w:w="80"/>
+              <w:right w:type="dxa" w:w="100"/>
+            </w:tcMar>
+          </w:tcPr>
+          <w:p>
+            <w:pPr>
+              <w:spacing w:after="0"/>
+            </w:pPr>
+            <w:r>
+              <w:rPr>
+                <w:b/>
+                <w:bCs/>
+                <w:color w:val="12355B"/>
+                <w:sz w:val="19"/>
+                <w:szCs w:val="19"/>
+              </w:rPr>
+              <w:t xml:space="preserve">Student-Friendly Definition</w:t>
+            </w:r>
+          </w:p>
+        </w:tc>
+        <w:tc>
+          <w:tcPr>
+            <w:tcW w:type="dxa" w:w="2200"/>
+            <w:shd w:fill="EEF4F8" w:color="auto" w:val="clear"/>
+            <w:tcMar>
+              <w:top w:type="dxa" w:w="80"/>
+              <w:left w:type="dxa" w:w="100"/>
+              <w:bottom w:type="dxa" w:w="80"/>
+              <w:right w:type="dxa" w:w="100"/>
+            </w:tcMar>
+          </w:tcPr>
+          <w:p>
+            <w:pPr>
+              <w:spacing w:after="0"/>
+            </w:pPr>
+            <w:r>
+              <w:rPr>
+                <w:b/>
+                <w:bCs/>
+                <w:color w:val="12355B"/>
+                <w:sz w:val="19"/>
+                <w:szCs w:val="19"/>
+              </w:rPr>
+              <w:t xml:space="preserve">Non-Example</w:t>
+            </w:r>
+          </w:p>
+        </w:tc>
+        <w:tc>
+          <w:tcPr>
+            <w:tcW w:type="dxa" w:w="2200"/>
+            <w:shd w:fill="EEF4F8" w:color="auto" w:val="clear"/>
+            <w:tcMar>
+              <w:top w:type="dxa" w:w="80"/>
+              <w:left w:type="dxa" w:w="100"/>
+              <w:bottom w:type="dxa" w:w="80"/>
+              <w:right w:type="dxa" w:w="100"/>
+            </w:tcMar>
+          </w:tcPr>
+          <w:p>
+            <w:pPr>
+              <w:spacing w:after="0"/>
+            </w:pPr>
+            <w:r>
+              <w:rPr>
+                <w:b/>
+                <w:bCs/>
+                <w:color w:val="12355B"/>
+                <w:sz w:val="19"/>
+                <w:szCs w:val="19"/>
+              </w:rPr>
+              <w:t xml:space="preserve">Visual Clue</w:t>
+            </w:r>
+          </w:p>
+        </w:tc>
+      </w:tr>
+      <w:tr>
+        <w:trPr>
+          <w:cantSplit/>
+        </w:trPr>
+        <w:tc>
+          <w:tcPr>
+            <w:tcW w:type="dxa" w:w="1800"/>
+            <w:tcMar>
+              <w:top w:type="dxa" w:w="80"/>
+              <w:left w:type="dxa" w:w="100"/>
+              <w:bottom w:type="dxa" w:w="80"/>
+              <w:right w:type="dxa" w:w="100"/>
+            </w:tcMar>
+            <w:vAlign w:val="top"/>
+          </w:tcPr>
+          <w:p>
+            <w:pPr>
+              <w:spacing w:after="30"/>
+            </w:pPr>
+            <w:r>
+              <w:rPr>
+                <w:b/>
+                <w:bCs/>
+                <w:color w:val="12355B"/>
+                <w:sz w:val="21"/>
+                <w:szCs w:val="21"/>
+              </w:rPr>
+              <w:t xml:space="preserve">make sense of a problem</w:t>
+            </w:r>
+          </w:p>
+          <w:p>
+            <w:pPr>
+              <w:spacing w:after="0"/>
+            </w:pPr>
+            <w:r>
+              <w:rPr>
+                <w:i/>
+                <w:iCs/>
+                <w:color w:val="5F6F80"/>
+                <w:sz w:val="18"/>
+                <w:szCs w:val="18"/>
+              </w:rPr>
+              <w:t xml:space="preserve">comprender un problema</w:t>
+            </w:r>
+          </w:p>
+        </w:tc>
+        <w:tc>
+          <w:tcPr>
+            <w:tcW w:type="dxa" w:w="3160"/>
+            <w:tcMar>
+              <w:top w:type="dxa" w:w="80"/>
+              <w:left w:type="dxa" w:w="100"/>
+              <w:bottom w:type="dxa" w:w="80"/>
+              <w:right w:type="dxa" w:w="100"/>
+            </w:tcMar>
+            <w:vAlign w:val="top"/>
+          </w:tcPr>
+          <w:p>
+            <w:pPr>
+              <w:spacing w:after="0"/>
+            </w:pPr>
+            <w:r>
+              <w:rPr>
+                <w:sz w:val="20"/>
+                <w:szCs w:val="20"/>
+              </w:rPr>
+              <w:t xml:space="preserve">To figure out what a problem is asking — what you know, and what you don't know yet.</w:t>
+            </w:r>
+          </w:p>
+        </w:tc>
+        <w:tc>
+          <w:tcPr>
+            <w:tcW w:type="dxa" w:w="2200"/>
+            <w:tcMar>
+              <w:top w:type="dxa" w:w="80"/>
+              <w:left w:type="dxa" w:w="100"/>
+              <w:bottom w:type="dxa" w:w="80"/>
+              <w:right w:type="dxa" w:w="100"/>
+            </w:tcMar>
+            <w:vAlign w:val="top"/>
+          </w:tcPr>
+          <w:p>
+            <w:pPr>
+              <w:spacing w:after="40"/>
+            </w:pPr>
+            <w:r>
+              <w:rPr>
+                <w:i/>
+                <w:iCs/>
+                <w:color w:val="5F6F80"/>
+                <w:sz w:val="19"/>
+                <w:szCs w:val="19"/>
+              </w:rPr>
+              <w:t xml:space="preserve">Not make sense of a problem: write a counter-example that breaks the definition.</w:t>
+            </w:r>
+          </w:p>
+          <w:p>
+            <w:pPr>
+              <w:pBdr>
+                <w:bottom w:val="single" w:color="AFBECC" w:sz="6"/>
+              </w:pBdr>
+              <w:spacing w:after="30" w:before="150"/>
+            </w:pPr>
+            <w:r>
+              <w:t xml:space="preserve"/>
+            </w:r>
+          </w:p>
+        </w:tc>
+        <w:tc>
+          <w:tcPr>
+            <w:tcW w:type="dxa" w:w="2200"/>
+            <w:tcMar>
+              <w:top w:type="dxa" w:w="80"/>
+              <w:left w:type="dxa" w:w="100"/>
+              <w:bottom w:type="dxa" w:w="80"/>
+              <w:right w:type="dxa" w:w="100"/>
+            </w:tcMar>
+            <w:vAlign w:val="top"/>
+          </w:tcPr>
+          <w:p>
+            <w:pPr>
+              <w:spacing w:after="40"/>
               <w:jc w:val="center"/>
             </w:pPr>
             <w:r>
               <w:drawing>
                 <wp:inline distT="0" distB="0" distL="0" distR="0">
-                  <wp:extent cx="1047750" cy="790575"/>
+                  <wp:extent cx="876300" cy="657225"/>
                   <wp:effectExtent t="0" r="0" b="0" l="0"/>
                   <wp:docPr id="1" name="" descr="" title=""/>
                   <wp:cNvGraphicFramePr>
@@ -316,7 +536,7 @@
                         <pic:spPr bwMode="auto">
                           <a:xfrm>
                             <a:off x="0" y="0"/>
-                            <a:ext cx="1047750" cy="790575"/>
+                            <a:ext cx="876300" cy="657225"/>
                           </a:xfrm>
                           <a:prstGeom prst="rect">
                             <a:avLst/>
@@ -329,32 +549,108 @@
               </w:drawing>
             </w:r>
           </w:p>
-        </w:tc>
-        <w:tc>
-          <w:tcPr>
-            <w:tcW w:type="dxa" w:w="7560"/>
-            <w:tcMar>
-              <w:top w:type="dxa" w:w="100"/>
-              <w:left w:type="dxa" w:w="40"/>
-              <w:bottom w:type="dxa" w:w="100"/>
-              <w:right w:type="dxa" w:w="40"/>
-            </w:tcMar>
-            <w:vAlign w:val="center"/>
-          </w:tcPr>
-          <w:p>
-            <w:pPr>
-              <w:spacing w:after="50"/>
+          <w:p>
+            <w:pPr>
+              <w:spacing w:after="0"/>
+            </w:pPr>
+            <w:r>
+              <w:rPr>
+                <w:i/>
+                <w:iCs/>
+                <w:color w:val="5F6F80"/>
+                <w:sz w:val="18"/>
+                <w:szCs w:val="18"/>
+              </w:rPr>
+              <w:t xml:space="preserve">KNOW: 16 wheels, 6 times as many. DON'T KNOW: how many bikes.</w:t>
+            </w:r>
+          </w:p>
+        </w:tc>
+      </w:tr>
+      <w:tr>
+        <w:trPr>
+          <w:cantSplit/>
+        </w:trPr>
+        <w:tc>
+          <w:tcPr>
+            <w:tcW w:type="dxa" w:w="1800"/>
+            <w:tcMar>
+              <w:top w:type="dxa" w:w="80"/>
+              <w:left w:type="dxa" w:w="100"/>
+              <w:bottom w:type="dxa" w:w="80"/>
+              <w:right w:type="dxa" w:w="100"/>
+            </w:tcMar>
+            <w:vAlign w:val="top"/>
+          </w:tcPr>
+          <w:p>
+            <w:pPr>
+              <w:spacing w:after="30"/>
             </w:pPr>
             <w:r>
               <w:rPr>
                 <w:b/>
                 <w:bCs/>
                 <w:color w:val="12355B"/>
-                <w:sz w:val="24"/>
-                <w:szCs w:val="24"/>
-              </w:rPr>
-              <w:t xml:space="preserve">make sense of a problem</w:t>
-            </w:r>
+                <w:sz w:val="21"/>
+                <w:szCs w:val="21"/>
+              </w:rPr>
+              <w:t xml:space="preserve">representation</w:t>
+            </w:r>
+          </w:p>
+          <w:p>
+            <w:pPr>
+              <w:spacing w:after="0"/>
+            </w:pPr>
+            <w:r>
+              <w:rPr>
+                <w:i/>
+                <w:iCs/>
+                <w:color w:val="5F6F80"/>
+                <w:sz w:val="18"/>
+                <w:szCs w:val="18"/>
+              </w:rPr>
+              <w:t xml:space="preserve">representación</w:t>
+            </w:r>
+          </w:p>
+        </w:tc>
+        <w:tc>
+          <w:tcPr>
+            <w:tcW w:type="dxa" w:w="3160"/>
+            <w:tcMar>
+              <w:top w:type="dxa" w:w="80"/>
+              <w:left w:type="dxa" w:w="100"/>
+              <w:bottom w:type="dxa" w:w="80"/>
+              <w:right w:type="dxa" w:w="100"/>
+            </w:tcMar>
+            <w:vAlign w:val="top"/>
+          </w:tcPr>
+          <w:p>
+            <w:pPr>
+              <w:spacing w:after="0"/>
+            </w:pPr>
+            <w:r>
+              <w:rPr>
+                <w:sz w:val="20"/>
+                <w:szCs w:val="20"/>
+              </w:rPr>
+              <w:t xml:space="preserve">A way of showing a problem — a drawing, table, equation, or model — that helps you see it.</w:t>
+            </w:r>
+          </w:p>
+        </w:tc>
+        <w:tc>
+          <w:tcPr>
+            <w:tcW w:type="dxa" w:w="2200"/>
+            <w:tcMar>
+              <w:top w:type="dxa" w:w="80"/>
+              <w:left w:type="dxa" w:w="100"/>
+              <w:bottom w:type="dxa" w:w="80"/>
+              <w:right w:type="dxa" w:w="100"/>
+            </w:tcMar>
+            <w:vAlign w:val="top"/>
+          </w:tcPr>
+          <w:p>
+            <w:pPr>
+              <w:spacing w:after="40"/>
+            </w:pPr>
             <w:r>
               <w:rPr>
                 <w:i/>
@@ -363,89 +659,41 @@
                 <w:sz w:val="19"/>
                 <w:szCs w:val="19"/>
               </w:rPr>
-              <w:t xml:space="preserve">   comprender un problema</w:t>
-            </w:r>
-          </w:p>
+              <w:t xml:space="preserve">Not representation: write a counter-example that breaks the definition.</w:t>
+            </w:r>
+          </w:p>
+          <w:p>
+            <w:pPr>
+              <w:pBdr>
+                <w:bottom w:val="single" w:color="AFBECC" w:sz="6"/>
+              </w:pBdr>
+              <w:spacing w:after="30" w:before="150"/>
+            </w:pPr>
+            <w:r>
+              <w:t xml:space="preserve"/>
+            </w:r>
+          </w:p>
+        </w:tc>
+        <w:tc>
+          <w:tcPr>
+            <w:tcW w:type="dxa" w:w="2200"/>
+            <w:tcMar>
+              <w:top w:type="dxa" w:w="80"/>
+              <w:left w:type="dxa" w:w="100"/>
+              <w:bottom w:type="dxa" w:w="80"/>
+              <w:right w:type="dxa" w:w="100"/>
+            </w:tcMar>
+            <w:vAlign w:val="top"/>
+          </w:tcPr>
           <w:p>
             <w:pPr>
               <w:spacing w:after="40"/>
-            </w:pPr>
-            <w:r>
-              <w:rPr>
-                <w:sz w:val="21"/>
-                <w:szCs w:val="21"/>
-              </w:rPr>
-              <w:t xml:space="preserve">To figure out what a problem is asking — what you know, and what you don't know yet.</w:t>
-            </w:r>
-          </w:p>
-          <w:p>
-            <w:pPr>
-              <w:spacing w:after="0"/>
-            </w:pPr>
-            <w:r>
-              <w:rPr>
-                <w:b/>
-                <w:bCs/>
-                <w:color w:val="1FA6A2"/>
-                <w:sz w:val="18"/>
-                <w:szCs w:val="18"/>
-              </w:rPr>
-              <w:t xml:space="preserve">Example:  </w:t>
-            </w:r>
-            <w:r>
-              <w:rPr>
-                <w:i/>
-                <w:iCs/>
-                <w:color w:val="5F6F80"/>
-                <w:sz w:val="18"/>
-                <w:szCs w:val="18"/>
-              </w:rPr>
-              <w:t xml:space="preserve">KNOW: 16 wheels, 6 times as many. DON'T KNOW: how many bikes.</w:t>
-            </w:r>
-          </w:p>
-        </w:tc>
-      </w:tr>
-    </w:tbl>
-    <w:tbl>
-      <w:tblPr>
-        <w:tblW w:type="pct" w:w="100%"/>
-        <w:tblBorders>
-          <w:top w:val="none" w:color="FFFFFF" w:sz="0"/>
-          <w:left w:val="none" w:color="FFFFFF" w:sz="0"/>
-          <w:bottom w:val="single" w:color="C7D2DD" w:sz="4"/>
-          <w:right w:val="none" w:color="FFFFFF" w:sz="0"/>
-          <w:insideH w:val="none" w:color="FFFFFF" w:sz="0"/>
-          <w:insideV w:val="none" w:color="FFFFFF" w:sz="0"/>
-        </w:tblBorders>
-      </w:tblPr>
-      <w:tblGrid>
-        <w:gridCol w:w="1800"/>
-        <w:gridCol w:w="7560"/>
-      </w:tblGrid>
-      <w:tr>
-        <w:trPr>
-          <w:cantSplit/>
-        </w:trPr>
-        <w:tc>
-          <w:tcPr>
-            <w:tcW w:type="dxa" w:w="1800"/>
-            <w:tcMar>
-              <w:top w:type="dxa" w:w="100"/>
-              <w:left w:type="dxa" w:w="40"/>
-              <w:bottom w:type="dxa" w:w="100"/>
-              <w:right w:type="dxa" w:w="120"/>
-            </w:tcMar>
-            <w:vAlign w:val="center"/>
-          </w:tcPr>
-          <w:p>
-            <w:pPr>
-              <w:spacing w:after="0"/>
               <w:jc w:val="center"/>
             </w:pPr>
             <w:r>
               <w:drawing>
                 <wp:inline distT="0" distB="0" distL="0" distR="0">
-                  <wp:extent cx="1047750" cy="790575"/>
+                  <wp:extent cx="876300" cy="657225"/>
                   <wp:effectExtent t="0" r="0" b="0" l="0"/>
                   <wp:docPr id="1" name="" descr="" title=""/>
                   <wp:cNvGraphicFramePr>
@@ -470,7 +718,7 @@
                         <pic:spPr bwMode="auto">
                           <a:xfrm>
                             <a:off x="0" y="0"/>
-                            <a:ext cx="1047750" cy="790575"/>
+                            <a:ext cx="876300" cy="657225"/>
                           </a:xfrm>
                           <a:prstGeom prst="rect">
                             <a:avLst/>
@@ -483,32 +731,108 @@
               </w:drawing>
             </w:r>
           </w:p>
-        </w:tc>
-        <w:tc>
-          <w:tcPr>
-            <w:tcW w:type="dxa" w:w="7560"/>
-            <w:tcMar>
-              <w:top w:type="dxa" w:w="100"/>
-              <w:left w:type="dxa" w:w="40"/>
-              <w:bottom w:type="dxa" w:w="100"/>
-              <w:right w:type="dxa" w:w="40"/>
-            </w:tcMar>
-            <w:vAlign w:val="center"/>
-          </w:tcPr>
-          <w:p>
-            <w:pPr>
-              <w:spacing w:after="50"/>
+          <w:p>
+            <w:pPr>
+              <w:spacing w:after="0"/>
+            </w:pPr>
+            <w:r>
+              <w:rPr>
+                <w:i/>
+                <w:iCs/>
+                <w:color w:val="5F6F80"/>
+                <w:sz w:val="18"/>
+                <w:szCs w:val="18"/>
+              </w:rPr>
+              <w:t xml:space="preserve">The same 12 shown three ways: a tape diagram, a table, and 3 × 4.</w:t>
+            </w:r>
+          </w:p>
+        </w:tc>
+      </w:tr>
+      <w:tr>
+        <w:trPr>
+          <w:cantSplit/>
+        </w:trPr>
+        <w:tc>
+          <w:tcPr>
+            <w:tcW w:type="dxa" w:w="1800"/>
+            <w:tcMar>
+              <w:top w:type="dxa" w:w="80"/>
+              <w:left w:type="dxa" w:w="100"/>
+              <w:bottom w:type="dxa" w:w="80"/>
+              <w:right w:type="dxa" w:w="100"/>
+            </w:tcMar>
+            <w:vAlign w:val="top"/>
+          </w:tcPr>
+          <w:p>
+            <w:pPr>
+              <w:spacing w:after="30"/>
             </w:pPr>
             <w:r>
               <w:rPr>
                 <w:b/>
                 <w:bCs/>
                 <w:color w:val="12355B"/>
-                <w:sz w:val="24"/>
-                <w:szCs w:val="24"/>
-              </w:rPr>
-              <w:t xml:space="preserve">representation</w:t>
-            </w:r>
+                <w:sz w:val="21"/>
+                <w:szCs w:val="21"/>
+              </w:rPr>
+              <w:t xml:space="preserve">strategy</w:t>
+            </w:r>
+          </w:p>
+          <w:p>
+            <w:pPr>
+              <w:spacing w:after="0"/>
+            </w:pPr>
+            <w:r>
+              <w:rPr>
+                <w:i/>
+                <w:iCs/>
+                <w:color w:val="5F6F80"/>
+                <w:sz w:val="18"/>
+                <w:szCs w:val="18"/>
+              </w:rPr>
+              <w:t xml:space="preserve">estrategia</w:t>
+            </w:r>
+          </w:p>
+        </w:tc>
+        <w:tc>
+          <w:tcPr>
+            <w:tcW w:type="dxa" w:w="3160"/>
+            <w:tcMar>
+              <w:top w:type="dxa" w:w="80"/>
+              <w:left w:type="dxa" w:w="100"/>
+              <w:bottom w:type="dxa" w:w="80"/>
+              <w:right w:type="dxa" w:w="100"/>
+            </w:tcMar>
+            <w:vAlign w:val="top"/>
+          </w:tcPr>
+          <w:p>
+            <w:pPr>
+              <w:spacing w:after="0"/>
+            </w:pPr>
+            <w:r>
+              <w:rPr>
+                <w:sz w:val="20"/>
+                <w:szCs w:val="20"/>
+              </w:rPr>
+              <w:t xml:space="preserve">A plan of attack for a problem — and something you can switch when you get stuck.</w:t>
+            </w:r>
+          </w:p>
+        </w:tc>
+        <w:tc>
+          <w:tcPr>
+            <w:tcW w:type="dxa" w:w="2200"/>
+            <w:tcMar>
+              <w:top w:type="dxa" w:w="80"/>
+              <w:left w:type="dxa" w:w="100"/>
+              <w:bottom w:type="dxa" w:w="80"/>
+              <w:right w:type="dxa" w:w="100"/>
+            </w:tcMar>
+            <w:vAlign w:val="top"/>
+          </w:tcPr>
+          <w:p>
+            <w:pPr>
+              <w:spacing w:after="40"/>
+            </w:pPr>
             <w:r>
               <w:rPr>
                 <w:i/>
@@ -517,89 +841,41 @@
                 <w:sz w:val="19"/>
                 <w:szCs w:val="19"/>
               </w:rPr>
-              <w:t xml:space="preserve">   representación</w:t>
-            </w:r>
-          </w:p>
+              <w:t xml:space="preserve">Not strategy: write a counter-example that breaks the definition.</w:t>
+            </w:r>
+          </w:p>
+          <w:p>
+            <w:pPr>
+              <w:pBdr>
+                <w:bottom w:val="single" w:color="AFBECC" w:sz="6"/>
+              </w:pBdr>
+              <w:spacing w:after="30" w:before="150"/>
+            </w:pPr>
+            <w:r>
+              <w:t xml:space="preserve"/>
+            </w:r>
+          </w:p>
+        </w:tc>
+        <w:tc>
+          <w:tcPr>
+            <w:tcW w:type="dxa" w:w="2200"/>
+            <w:tcMar>
+              <w:top w:type="dxa" w:w="80"/>
+              <w:left w:type="dxa" w:w="100"/>
+              <w:bottom w:type="dxa" w:w="80"/>
+              <w:right w:type="dxa" w:w="100"/>
+            </w:tcMar>
+            <w:vAlign w:val="top"/>
+          </w:tcPr>
           <w:p>
             <w:pPr>
               <w:spacing w:after="40"/>
-            </w:pPr>
-            <w:r>
-              <w:rPr>
-                <w:sz w:val="21"/>
-                <w:szCs w:val="21"/>
-              </w:rPr>
-              <w:t xml:space="preserve">A way of showing a problem — a drawing, table, equation, or model — that helps you see it.</w:t>
-            </w:r>
-          </w:p>
-          <w:p>
-            <w:pPr>
-              <w:spacing w:after="0"/>
-            </w:pPr>
-            <w:r>
-              <w:rPr>
-                <w:b/>
-                <w:bCs/>
-                <w:color w:val="1FA6A2"/>
-                <w:sz w:val="18"/>
-                <w:szCs w:val="18"/>
-              </w:rPr>
-              <w:t xml:space="preserve">Example:  </w:t>
-            </w:r>
-            <w:r>
-              <w:rPr>
-                <w:i/>
-                <w:iCs/>
-                <w:color w:val="5F6F80"/>
-                <w:sz w:val="18"/>
-                <w:szCs w:val="18"/>
-              </w:rPr>
-              <w:t xml:space="preserve">The same 12 shown three ways: a tape diagram, a table, and 3 × 4.</w:t>
-            </w:r>
-          </w:p>
-        </w:tc>
-      </w:tr>
-    </w:tbl>
-    <w:tbl>
-      <w:tblPr>
-        <w:tblW w:type="pct" w:w="100%"/>
-        <w:tblBorders>
-          <w:top w:val="none" w:color="FFFFFF" w:sz="0"/>
-          <w:left w:val="none" w:color="FFFFFF" w:sz="0"/>
-          <w:bottom w:val="single" w:color="C7D2DD" w:sz="4"/>
-          <w:right w:val="none" w:color="FFFFFF" w:sz="0"/>
-          <w:insideH w:val="none" w:color="FFFFFF" w:sz="0"/>
-          <w:insideV w:val="none" w:color="FFFFFF" w:sz="0"/>
-        </w:tblBorders>
-      </w:tblPr>
-      <w:tblGrid>
-        <w:gridCol w:w="1800"/>
-        <w:gridCol w:w="7560"/>
-      </w:tblGrid>
-      <w:tr>
-        <w:trPr>
-          <w:cantSplit/>
-        </w:trPr>
-        <w:tc>
-          <w:tcPr>
-            <w:tcW w:type="dxa" w:w="1800"/>
-            <w:tcMar>
-              <w:top w:type="dxa" w:w="100"/>
-              <w:left w:type="dxa" w:w="40"/>
-              <w:bottom w:type="dxa" w:w="100"/>
-              <w:right w:type="dxa" w:w="120"/>
-            </w:tcMar>
-            <w:vAlign w:val="center"/>
-          </w:tcPr>
-          <w:p>
-            <w:pPr>
-              <w:spacing w:after="0"/>
               <w:jc w:val="center"/>
             </w:pPr>
             <w:r>
               <w:drawing>
                 <wp:inline distT="0" distB="0" distL="0" distR="0">
-                  <wp:extent cx="1047750" cy="790575"/>
+                  <wp:extent cx="876300" cy="657225"/>
                   <wp:effectExtent t="0" r="0" b="0" l="0"/>
                   <wp:docPr id="1" name="" descr="" title=""/>
                   <wp:cNvGraphicFramePr>
@@ -624,7 +900,7 @@
                         <pic:spPr bwMode="auto">
                           <a:xfrm>
                             <a:off x="0" y="0"/>
-                            <a:ext cx="1047750" cy="790575"/>
+                            <a:ext cx="876300" cy="657225"/>
                           </a:xfrm>
                           <a:prstGeom prst="rect">
                             <a:avLst/>
@@ -637,32 +913,108 @@
               </w:drawing>
             </w:r>
           </w:p>
-        </w:tc>
-        <w:tc>
-          <w:tcPr>
-            <w:tcW w:type="dxa" w:w="7560"/>
-            <w:tcMar>
-              <w:top w:type="dxa" w:w="100"/>
-              <w:left w:type="dxa" w:w="40"/>
-              <w:bottom w:type="dxa" w:w="100"/>
-              <w:right w:type="dxa" w:w="40"/>
-            </w:tcMar>
-            <w:vAlign w:val="center"/>
-          </w:tcPr>
-          <w:p>
-            <w:pPr>
-              <w:spacing w:after="50"/>
+          <w:p>
+            <w:pPr>
+              <w:spacing w:after="0"/>
+            </w:pPr>
+            <w:r>
+              <w:rPr>
+                <w:i/>
+                <w:iCs/>
+                <w:color w:val="5F6F80"/>
+                <w:sz w:val="18"/>
+                <w:szCs w:val="18"/>
+              </w:rPr>
+              <w:t xml:space="preserve">“I will draw a tape diagram first, then divide” — chosen before computing.</w:t>
+            </w:r>
+          </w:p>
+        </w:tc>
+      </w:tr>
+      <w:tr>
+        <w:trPr>
+          <w:cantSplit/>
+        </w:trPr>
+        <w:tc>
+          <w:tcPr>
+            <w:tcW w:type="dxa" w:w="1800"/>
+            <w:tcMar>
+              <w:top w:type="dxa" w:w="80"/>
+              <w:left w:type="dxa" w:w="100"/>
+              <w:bottom w:type="dxa" w:w="80"/>
+              <w:right w:type="dxa" w:w="100"/>
+            </w:tcMar>
+            <w:vAlign w:val="top"/>
+          </w:tcPr>
+          <w:p>
+            <w:pPr>
+              <w:spacing w:after="30"/>
             </w:pPr>
             <w:r>
               <w:rPr>
                 <w:b/>
                 <w:bCs/>
                 <w:color w:val="12355B"/>
-                <w:sz w:val="24"/>
-                <w:szCs w:val="24"/>
-              </w:rPr>
-              <w:t xml:space="preserve">strategy</w:t>
-            </w:r>
+                <w:sz w:val="21"/>
+                <w:szCs w:val="21"/>
+              </w:rPr>
+              <w:t xml:space="preserve">critique</w:t>
+            </w:r>
+          </w:p>
+          <w:p>
+            <w:pPr>
+              <w:spacing w:after="0"/>
+            </w:pPr>
+            <w:r>
+              <w:rPr>
+                <w:i/>
+                <w:iCs/>
+                <w:color w:val="5F6F80"/>
+                <w:sz w:val="18"/>
+                <w:szCs w:val="18"/>
+              </w:rPr>
+              <w:t xml:space="preserve">criticar constructivamente</w:t>
+            </w:r>
+          </w:p>
+        </w:tc>
+        <w:tc>
+          <w:tcPr>
+            <w:tcW w:type="dxa" w:w="3160"/>
+            <w:tcMar>
+              <w:top w:type="dxa" w:w="80"/>
+              <w:left w:type="dxa" w:w="100"/>
+              <w:bottom w:type="dxa" w:w="80"/>
+              <w:right w:type="dxa" w:w="100"/>
+            </w:tcMar>
+            <w:vAlign w:val="top"/>
+          </w:tcPr>
+          <w:p>
+            <w:pPr>
+              <w:spacing w:after="0"/>
+            </w:pPr>
+            <w:r>
+              <w:rPr>
+                <w:sz w:val="20"/>
+                <w:szCs w:val="20"/>
+              </w:rPr>
+              <w:t xml:space="preserve">To examine an idea and say what is convincing or not — about the idea, never about the person.</w:t>
+            </w:r>
+          </w:p>
+        </w:tc>
+        <w:tc>
+          <w:tcPr>
+            <w:tcW w:type="dxa" w:w="2200"/>
+            <w:tcMar>
+              <w:top w:type="dxa" w:w="80"/>
+              <w:left w:type="dxa" w:w="100"/>
+              <w:bottom w:type="dxa" w:w="80"/>
+              <w:right w:type="dxa" w:w="100"/>
+            </w:tcMar>
+            <w:vAlign w:val="top"/>
+          </w:tcPr>
+          <w:p>
+            <w:pPr>
+              <w:spacing w:after="40"/>
+            </w:pPr>
             <w:r>
               <w:rPr>
                 <w:i/>
@@ -671,89 +1023,41 @@
                 <w:sz w:val="19"/>
                 <w:szCs w:val="19"/>
               </w:rPr>
-              <w:t xml:space="preserve">   estrategia</w:t>
-            </w:r>
-          </w:p>
+              <w:t xml:space="preserve">Not critique: write a counter-example that breaks the definition.</w:t>
+            </w:r>
+          </w:p>
+          <w:p>
+            <w:pPr>
+              <w:pBdr>
+                <w:bottom w:val="single" w:color="AFBECC" w:sz="6"/>
+              </w:pBdr>
+              <w:spacing w:after="30" w:before="150"/>
+            </w:pPr>
+            <w:r>
+              <w:t xml:space="preserve"/>
+            </w:r>
+          </w:p>
+        </w:tc>
+        <w:tc>
+          <w:tcPr>
+            <w:tcW w:type="dxa" w:w="2200"/>
+            <w:tcMar>
+              <w:top w:type="dxa" w:w="80"/>
+              <w:left w:type="dxa" w:w="100"/>
+              <w:bottom w:type="dxa" w:w="80"/>
+              <w:right w:type="dxa" w:w="100"/>
+            </w:tcMar>
+            <w:vAlign w:val="top"/>
+          </w:tcPr>
           <w:p>
             <w:pPr>
               <w:spacing w:after="40"/>
-            </w:pPr>
-            <w:r>
-              <w:rPr>
-                <w:sz w:val="21"/>
-                <w:szCs w:val="21"/>
-              </w:rPr>
-              <w:t xml:space="preserve">A plan of attack for a problem — and something you can switch when you get stuck.</w:t>
-            </w:r>
-          </w:p>
-          <w:p>
-            <w:pPr>
-              <w:spacing w:after="0"/>
-            </w:pPr>
-            <w:r>
-              <w:rPr>
-                <w:b/>
-                <w:bCs/>
-                <w:color w:val="1FA6A2"/>
-                <w:sz w:val="18"/>
-                <w:szCs w:val="18"/>
-              </w:rPr>
-              <w:t xml:space="preserve">Example:  </w:t>
-            </w:r>
-            <w:r>
-              <w:rPr>
-                <w:i/>
-                <w:iCs/>
-                <w:color w:val="5F6F80"/>
-                <w:sz w:val="18"/>
-                <w:szCs w:val="18"/>
-              </w:rPr>
-              <w:t xml:space="preserve">“I will draw a tape diagram first, then divide” — chosen before computing.</w:t>
-            </w:r>
-          </w:p>
-        </w:tc>
-      </w:tr>
-    </w:tbl>
-    <w:tbl>
-      <w:tblPr>
-        <w:tblW w:type="pct" w:w="100%"/>
-        <w:tblBorders>
-          <w:top w:val="none" w:color="FFFFFF" w:sz="0"/>
-          <w:left w:val="none" w:color="FFFFFF" w:sz="0"/>
-          <w:bottom w:val="single" w:color="C7D2DD" w:sz="4"/>
-          <w:right w:val="none" w:color="FFFFFF" w:sz="0"/>
-          <w:insideH w:val="none" w:color="FFFFFF" w:sz="0"/>
-          <w:insideV w:val="none" w:color="FFFFFF" w:sz="0"/>
-        </w:tblBorders>
-      </w:tblPr>
-      <w:tblGrid>
-        <w:gridCol w:w="1800"/>
-        <w:gridCol w:w="7560"/>
-      </w:tblGrid>
-      <w:tr>
-        <w:trPr>
-          <w:cantSplit/>
-        </w:trPr>
-        <w:tc>
-          <w:tcPr>
-            <w:tcW w:type="dxa" w:w="1800"/>
-            <w:tcMar>
-              <w:top w:type="dxa" w:w="100"/>
-              <w:left w:type="dxa" w:w="40"/>
-              <w:bottom w:type="dxa" w:w="100"/>
-              <w:right w:type="dxa" w:w="120"/>
-            </w:tcMar>
-            <w:vAlign w:val="center"/>
-          </w:tcPr>
-          <w:p>
-            <w:pPr>
-              <w:spacing w:after="0"/>
               <w:jc w:val="center"/>
             </w:pPr>
             <w:r>
               <w:drawing>
                 <wp:inline distT="0" distB="0" distL="0" distR="0">
-                  <wp:extent cx="1047750" cy="790575"/>
+                  <wp:extent cx="876300" cy="657225"/>
                   <wp:effectExtent t="0" r="0" b="0" l="0"/>
                   <wp:docPr id="1" name="" descr="" title=""/>
                   <wp:cNvGraphicFramePr>
@@ -778,7 +1082,7 @@
                         <pic:spPr bwMode="auto">
                           <a:xfrm>
                             <a:off x="0" y="0"/>
-                            <a:ext cx="1047750" cy="790575"/>
+                            <a:ext cx="876300" cy="657225"/>
                           </a:xfrm>
                           <a:prstGeom prst="rect">
                             <a:avLst/>
@@ -791,32 +1095,108 @@
               </w:drawing>
             </w:r>
           </w:p>
-        </w:tc>
-        <w:tc>
-          <w:tcPr>
-            <w:tcW w:type="dxa" w:w="7560"/>
-            <w:tcMar>
-              <w:top w:type="dxa" w:w="100"/>
-              <w:left w:type="dxa" w:w="40"/>
-              <w:bottom w:type="dxa" w:w="100"/>
-              <w:right w:type="dxa" w:w="40"/>
-            </w:tcMar>
-            <w:vAlign w:val="center"/>
-          </w:tcPr>
-          <w:p>
-            <w:pPr>
-              <w:spacing w:after="50"/>
+          <w:p>
+            <w:pPr>
+              <w:spacing w:after="0"/>
+            </w:pPr>
+            <w:r>
+              <w:rPr>
+                <w:i/>
+                <w:iCs/>
+                <w:color w:val="5F6F80"/>
+                <w:sz w:val="18"/>
+                <w:szCs w:val="18"/>
+              </w:rPr>
+              <w:t xml:space="preserve">“That step assumes the boxes are full — how do we know?”</w:t>
+            </w:r>
+          </w:p>
+        </w:tc>
+      </w:tr>
+      <w:tr>
+        <w:trPr>
+          <w:cantSplit/>
+        </w:trPr>
+        <w:tc>
+          <w:tcPr>
+            <w:tcW w:type="dxa" w:w="1800"/>
+            <w:tcMar>
+              <w:top w:type="dxa" w:w="80"/>
+              <w:left w:type="dxa" w:w="100"/>
+              <w:bottom w:type="dxa" w:w="80"/>
+              <w:right w:type="dxa" w:w="100"/>
+            </w:tcMar>
+            <w:vAlign w:val="top"/>
+          </w:tcPr>
+          <w:p>
+            <w:pPr>
+              <w:spacing w:after="30"/>
             </w:pPr>
             <w:r>
               <w:rPr>
                 <w:b/>
                 <w:bCs/>
                 <w:color w:val="12355B"/>
-                <w:sz w:val="24"/>
-                <w:szCs w:val="24"/>
-              </w:rPr>
-              <w:t xml:space="preserve">critique</w:t>
-            </w:r>
+                <w:sz w:val="21"/>
+                <w:szCs w:val="21"/>
+              </w:rPr>
+              <w:t xml:space="preserve">community agreement</w:t>
+            </w:r>
+          </w:p>
+          <w:p>
+            <w:pPr>
+              <w:spacing w:after="0"/>
+            </w:pPr>
+            <w:r>
+              <w:rPr>
+                <w:i/>
+                <w:iCs/>
+                <w:color w:val="5F6F80"/>
+                <w:sz w:val="18"/>
+                <w:szCs w:val="18"/>
+              </w:rPr>
+              <w:t xml:space="preserve">acuerdo comunitario</w:t>
+            </w:r>
+          </w:p>
+        </w:tc>
+        <w:tc>
+          <w:tcPr>
+            <w:tcW w:type="dxa" w:w="3160"/>
+            <w:tcMar>
+              <w:top w:type="dxa" w:w="80"/>
+              <w:left w:type="dxa" w:w="100"/>
+              <w:bottom w:type="dxa" w:w="80"/>
+              <w:right w:type="dxa" w:w="100"/>
+            </w:tcMar>
+            <w:vAlign w:val="top"/>
+          </w:tcPr>
+          <w:p>
+            <w:pPr>
+              <w:spacing w:after="0"/>
+            </w:pPr>
+            <w:r>
+              <w:rPr>
+                <w:sz w:val="20"/>
+                <w:szCs w:val="20"/>
+              </w:rPr>
+              <w:t xml:space="preserve">A rule the whole class agrees to so that everyone can learn together.</w:t>
+            </w:r>
+          </w:p>
+        </w:tc>
+        <w:tc>
+          <w:tcPr>
+            <w:tcW w:type="dxa" w:w="2200"/>
+            <w:tcMar>
+              <w:top w:type="dxa" w:w="80"/>
+              <w:left w:type="dxa" w:w="100"/>
+              <w:bottom w:type="dxa" w:w="80"/>
+              <w:right w:type="dxa" w:w="100"/>
+            </w:tcMar>
+            <w:vAlign w:val="top"/>
+          </w:tcPr>
+          <w:p>
+            <w:pPr>
+              <w:spacing w:after="40"/>
+            </w:pPr>
             <w:r>
               <w:rPr>
                 <w:i/>
@@ -825,89 +1205,41 @@
                 <w:sz w:val="19"/>
                 <w:szCs w:val="19"/>
               </w:rPr>
-              <w:t xml:space="preserve">   criticar constructivamente</w:t>
-            </w:r>
-          </w:p>
+              <w:t xml:space="preserve">Not community agreement: write a counter-example that breaks the definition.</w:t>
+            </w:r>
+          </w:p>
+          <w:p>
+            <w:pPr>
+              <w:pBdr>
+                <w:bottom w:val="single" w:color="AFBECC" w:sz="6"/>
+              </w:pBdr>
+              <w:spacing w:after="30" w:before="150"/>
+            </w:pPr>
+            <w:r>
+              <w:t xml:space="preserve"/>
+            </w:r>
+          </w:p>
+        </w:tc>
+        <w:tc>
+          <w:tcPr>
+            <w:tcW w:type="dxa" w:w="2200"/>
+            <w:tcMar>
+              <w:top w:type="dxa" w:w="80"/>
+              <w:left w:type="dxa" w:w="100"/>
+              <w:bottom w:type="dxa" w:w="80"/>
+              <w:right w:type="dxa" w:w="100"/>
+            </w:tcMar>
+            <w:vAlign w:val="top"/>
+          </w:tcPr>
           <w:p>
             <w:pPr>
               <w:spacing w:after="40"/>
-            </w:pPr>
-            <w:r>
-              <w:rPr>
-                <w:sz w:val="21"/>
-                <w:szCs w:val="21"/>
-              </w:rPr>
-              <w:t xml:space="preserve">To examine an idea and say what is convincing or not — about the idea, never about the person.</w:t>
-            </w:r>
-          </w:p>
-          <w:p>
-            <w:pPr>
-              <w:spacing w:after="0"/>
-            </w:pPr>
-            <w:r>
-              <w:rPr>
-                <w:b/>
-                <w:bCs/>
-                <w:color w:val="1FA6A2"/>
-                <w:sz w:val="18"/>
-                <w:szCs w:val="18"/>
-              </w:rPr>
-              <w:t xml:space="preserve">Example:  </w:t>
-            </w:r>
-            <w:r>
-              <w:rPr>
-                <w:i/>
-                <w:iCs/>
-                <w:color w:val="5F6F80"/>
-                <w:sz w:val="18"/>
-                <w:szCs w:val="18"/>
-              </w:rPr>
-              <w:t xml:space="preserve">“That step assumes the boxes are full — how do we know?”</w:t>
-            </w:r>
-          </w:p>
-        </w:tc>
-      </w:tr>
-    </w:tbl>
-    <w:tbl>
-      <w:tblPr>
-        <w:tblW w:type="pct" w:w="100%"/>
-        <w:tblBorders>
-          <w:top w:val="none" w:color="FFFFFF" w:sz="0"/>
-          <w:left w:val="none" w:color="FFFFFF" w:sz="0"/>
-          <w:bottom w:val="single" w:color="C7D2DD" w:sz="4"/>
-          <w:right w:val="none" w:color="FFFFFF" w:sz="0"/>
-          <w:insideH w:val="none" w:color="FFFFFF" w:sz="0"/>
-          <w:insideV w:val="none" w:color="FFFFFF" w:sz="0"/>
-        </w:tblBorders>
-      </w:tblPr>
-      <w:tblGrid>
-        <w:gridCol w:w="1800"/>
-        <w:gridCol w:w="7560"/>
-      </w:tblGrid>
-      <w:tr>
-        <w:trPr>
-          <w:cantSplit/>
-        </w:trPr>
-        <w:tc>
-          <w:tcPr>
-            <w:tcW w:type="dxa" w:w="1800"/>
-            <w:tcMar>
-              <w:top w:type="dxa" w:w="100"/>
-              <w:left w:type="dxa" w:w="40"/>
-              <w:bottom w:type="dxa" w:w="100"/>
-              <w:right w:type="dxa" w:w="120"/>
-            </w:tcMar>
-            <w:vAlign w:val="center"/>
-          </w:tcPr>
-          <w:p>
-            <w:pPr>
-              <w:spacing w:after="0"/>
               <w:jc w:val="center"/>
             </w:pPr>
             <w:r>
               <w:drawing>
                 <wp:inline distT="0" distB="0" distL="0" distR="0">
-                  <wp:extent cx="1047750" cy="790575"/>
+                  <wp:extent cx="876300" cy="657225"/>
                   <wp:effectExtent t="0" r="0" b="0" l="0"/>
                   <wp:docPr id="1" name="" descr="" title=""/>
                   <wp:cNvGraphicFramePr>
@@ -932,7 +1264,7 @@
                         <pic:spPr bwMode="auto">
                           <a:xfrm>
                             <a:off x="0" y="0"/>
-                            <a:ext cx="1047750" cy="790575"/>
+                            <a:ext cx="876300" cy="657225"/>
                           </a:xfrm>
                           <a:prstGeom prst="rect">
                             <a:avLst/>
@@ -945,69 +1277,10 @@
               </w:drawing>
             </w:r>
           </w:p>
-        </w:tc>
-        <w:tc>
-          <w:tcPr>
-            <w:tcW w:type="dxa" w:w="7560"/>
-            <w:tcMar>
-              <w:top w:type="dxa" w:w="100"/>
-              <w:left w:type="dxa" w:w="40"/>
-              <w:bottom w:type="dxa" w:w="100"/>
-              <w:right w:type="dxa" w:w="40"/>
-            </w:tcMar>
-            <w:vAlign w:val="center"/>
-          </w:tcPr>
-          <w:p>
-            <w:pPr>
-              <w:spacing w:after="50"/>
-            </w:pPr>
-            <w:r>
-              <w:rPr>
-                <w:b/>
-                <w:bCs/>
-                <w:color w:val="12355B"/>
-                <w:sz w:val="24"/>
-                <w:szCs w:val="24"/>
-              </w:rPr>
-              <w:t xml:space="preserve">community agreement</w:t>
-            </w:r>
-            <w:r>
-              <w:rPr>
-                <w:i/>
-                <w:iCs/>
-                <w:color w:val="5F6F80"/>
-                <w:sz w:val="19"/>
-                <w:szCs w:val="19"/>
-              </w:rPr>
-              <w:t xml:space="preserve">   acuerdo comunitario</w:t>
-            </w:r>
-          </w:p>
-          <w:p>
-            <w:pPr>
-              <w:spacing w:after="40"/>
-            </w:pPr>
-            <w:r>
-              <w:rPr>
-                <w:sz w:val="21"/>
-                <w:szCs w:val="21"/>
-              </w:rPr>
-              <w:t xml:space="preserve">A rule the whole class agrees to so that everyone can learn together.</w:t>
-            </w:r>
-          </w:p>
           <w:p>
             <w:pPr>
               <w:spacing w:after="0"/>
             </w:pPr>
-            <w:r>
-              <w:rPr>
-                <w:b/>
-                <w:bCs/>
-                <w:color w:val="1FA6A2"/>
-                <w:sz w:val="18"/>
-                <w:szCs w:val="18"/>
-              </w:rPr>
-              <w:t xml:space="preserve">Example:  </w:t>
-            </w:r>
             <w:r>
               <w:rPr>
                 <w:i/>
@@ -3189,7 +3462,7 @@
           <w:sz w:val="19"/>
           <w:szCs w:val="19"/>
         </w:rPr>
-        <w:t xml:space="preserve">   You Do — show your work</w:t>
+        <w:t xml:space="preserve">   You Do — show your work and reasoning</w:t>
       </w:r>
     </w:p>
     <w:p>
@@ -3204,7 +3477,7 @@
           <w:sz w:val="19"/>
           <w:szCs w:val="19"/>
         </w:rPr>
-        <w:t xml:space="preserve">Solve each problem. Show your thinking in the work box.</w:t>
+        <w:t xml:space="preserve">Solve each problem in the middle column and explain your reasoning using the sentence starters on the right.</w:t>
       </w:r>
     </w:p>
     <w:p>
@@ -3233,120 +3506,219 @@
         <w:t xml:space="preserve">   extra scaffolding</w:t>
       </w:r>
     </w:p>
-    <w:p>
-      <w:pPr>
-        <w:keepNext/>
-        <w:spacing w:after="60" w:before="160"/>
-      </w:pPr>
-      <w:r>
-        <w:rPr>
-          <w:b/>
-          <w:bCs/>
-          <w:color w:val="12355B"/>
-          <w:sz w:val="22"/>
-          <w:szCs w:val="22"/>
-        </w:rPr>
-        <w:t xml:space="preserve">1.  </w:t>
-      </w:r>
-      <w:r>
-        <w:rPr>
-          <w:b/>
-          <w:bCs/>
-          <w:sz w:val="21"/>
-          <w:szCs w:val="21"/>
-        </w:rPr>
-        <w:t xml:space="preserve">You read a problem and have no idea where to start. According to this lesson, what does that mean?</w:t>
-      </w:r>
-    </w:p>
-    <w:p>
-      <w:pPr>
-        <w:spacing w:after="40"/>
-        <w:ind w:left="420"/>
-      </w:pPr>
-      <w:r>
-        <w:rPr>
-          <w:sz w:val="20"/>
-          <w:szCs w:val="20"/>
-        </w:rPr>
-        <w:t xml:space="preserve">A)  You are doing math — getting stuck is part of the process, and there are strategies to try</w:t>
-      </w:r>
-    </w:p>
-    <w:p>
-      <w:pPr>
-        <w:spacing w:after="40"/>
-        <w:ind w:left="420"/>
-      </w:pPr>
-      <w:r>
-        <w:rPr>
-          <w:sz w:val="20"/>
-          <w:szCs w:val="20"/>
-        </w:rPr>
-        <w:t xml:space="preserve">B)  You are not a math person</w:t>
-      </w:r>
-    </w:p>
-    <w:p>
-      <w:pPr>
-        <w:spacing w:after="40"/>
-        <w:ind w:left="420"/>
-      </w:pPr>
-      <w:r>
-        <w:rPr>
-          <w:sz w:val="20"/>
-          <w:szCs w:val="20"/>
-        </w:rPr>
-        <w:t xml:space="preserve">C)  The problem is broken and should be skipped</w:t>
-      </w:r>
-    </w:p>
-    <w:p>
-      <w:pPr>
-        <w:spacing w:after="40"/>
-        <w:ind w:left="420"/>
-      </w:pPr>
-      <w:r>
-        <w:rPr>
-          <w:sz w:val="20"/>
-          <w:szCs w:val="20"/>
-        </w:rPr>
-        <w:t xml:space="preserve">D)  You should wait silently until someone gives you the answer</w:t>
-      </w:r>
-    </w:p>
-    <w:p>
-      <w:pPr>
-        <w:spacing w:after="20"/>
-      </w:pPr>
-      <w:r>
-        <w:t xml:space="preserve"/>
-      </w:r>
-    </w:p>
     <w:tbl>
       <w:tblPr>
-        <w:tblW w:type="pct" w:w="100%"/>
+        <w:tblW w:type="dxa" w:w="9360"/>
         <w:tblBorders>
           <w:top w:val="single" w:color="C7D2DD" w:sz="6"/>
           <w:left w:val="single" w:color="C7D2DD" w:sz="6"/>
           <w:bottom w:val="single" w:color="C7D2DD" w:sz="6"/>
           <w:right w:val="single" w:color="C7D2DD" w:sz="6"/>
-          <w:insideH w:val="single" w:color="auto" w:sz="4"/>
-          <w:insideV w:val="single" w:color="auto" w:sz="4"/>
+          <w:insideH w:val="single" w:color="C7D2DD" w:sz="6"/>
+          <w:insideV w:val="single" w:color="C7D2DD" w:sz="6"/>
         </w:tblBorders>
       </w:tblPr>
       <w:tblGrid>
-        <w:gridCol w:w="100"/>
+        <w:gridCol w:w="2800"/>
+        <w:gridCol w:w="3560"/>
+        <w:gridCol w:w="3000"/>
       </w:tblGrid>
       <w:tr>
-        <w:tc>
-          <w:tcPr>
+        <w:trPr>
+          <w:cantSplit/>
+          <w:tblHeader/>
+        </w:trPr>
+        <w:tc>
+          <w:tcPr>
+            <w:tcW w:type="dxa" w:w="2800"/>
+            <w:shd w:fill="EEF4F8" w:color="auto" w:val="clear"/>
+            <w:tcMar>
+              <w:top w:type="dxa" w:w="60"/>
+              <w:left w:type="dxa" w:w="100"/>
+              <w:bottom w:type="dxa" w:w="60"/>
+              <w:right w:type="dxa" w:w="100"/>
+            </w:tcMar>
+          </w:tcPr>
+          <w:p>
+            <w:pPr>
+              <w:spacing w:after="0"/>
+            </w:pPr>
+            <w:r>
+              <w:rPr>
+                <w:b/>
+                <w:bCs/>
+                <w:color w:val="12355B"/>
+                <w:sz w:val="16"/>
+                <w:szCs w:val="16"/>
+              </w:rPr>
+              <w:t xml:space="preserve">CORE PROBLEM / GIVEN REPRESENTATION</w:t>
+            </w:r>
+          </w:p>
+        </w:tc>
+        <w:tc>
+          <w:tcPr>
+            <w:tcW w:type="dxa" w:w="3560"/>
+            <w:shd w:fill="EEF4F8" w:color="auto" w:val="clear"/>
+            <w:tcMar>
+              <w:top w:type="dxa" w:w="60"/>
+              <w:left w:type="dxa" w:w="100"/>
+              <w:bottom w:type="dxa" w:w="60"/>
+              <w:right w:type="dxa" w:w="100"/>
+            </w:tcMar>
+          </w:tcPr>
+          <w:p>
+            <w:pPr>
+              <w:spacing w:after="0"/>
+            </w:pPr>
+            <w:r>
+              <w:rPr>
+                <w:b/>
+                <w:bCs/>
+                <w:color w:val="12355B"/>
+                <w:sz w:val="16"/>
+                <w:szCs w:val="16"/>
+              </w:rPr>
+              <w:t xml:space="preserve">WORKING SPACE / CALCULATION STEPS</w:t>
+            </w:r>
+          </w:p>
+        </w:tc>
+        <w:tc>
+          <w:tcPr>
+            <w:tcW w:type="dxa" w:w="3000"/>
             <w:shd w:fill="FBF3E2" w:color="auto" w:val="clear"/>
             <w:tcMar>
               <w:top w:type="dxa" w:w="60"/>
-              <w:left w:type="dxa" w:w="120"/>
+              <w:left w:type="dxa" w:w="100"/>
               <w:bottom w:type="dxa" w:w="60"/>
-              <w:right w:type="dxa" w:w="120"/>
-            </w:tcMar>
-          </w:tcPr>
-          <w:p>
-            <w:pPr>
-              <w:spacing w:after="0" w:line="320"/>
+              <w:right w:type="dxa" w:w="100"/>
+            </w:tcMar>
+          </w:tcPr>
+          <w:p>
+            <w:pPr>
+              <w:spacing w:after="0"/>
+            </w:pPr>
+            <w:r>
+              <w:rPr>
+                <w:b/>
+                <w:bCs/>
+                <w:color w:val="B97A12"/>
+                <w:sz w:val="16"/>
+                <w:szCs w:val="16"/>
+              </w:rPr>
+              <w:t xml:space="preserve">EXPLAIN YOUR REASONING</w:t>
+            </w:r>
+          </w:p>
+        </w:tc>
+      </w:tr>
+      <w:tr>
+        <w:trPr>
+          <w:cantSplit/>
+        </w:trPr>
+        <w:tc>
+          <w:tcPr>
+            <w:tcW w:type="dxa" w:w="2800"/>
+            <w:tcMar>
+              <w:top w:type="dxa" w:w="80"/>
+              <w:left w:type="dxa" w:w="100"/>
+              <w:bottom w:type="dxa" w:w="80"/>
+              <w:right w:type="dxa" w:w="100"/>
+            </w:tcMar>
+            <w:vAlign w:val="top"/>
+          </w:tcPr>
+          <w:p>
+            <w:pPr>
+              <w:spacing w:after="60"/>
+            </w:pPr>
+            <w:r>
+              <w:rPr>
+                <w:b/>
+                <w:bCs/>
+                <w:color w:val="12355B"/>
+                <w:sz w:val="21"/>
+                <w:szCs w:val="21"/>
+              </w:rPr>
+              <w:t xml:space="preserve">1.  </w:t>
+            </w:r>
+            <w:r>
+              <w:rPr>
+                <w:b/>
+                <w:bCs/>
+                <w:sz w:val="20"/>
+                <w:szCs w:val="20"/>
+              </w:rPr>
+              <w:t xml:space="preserve">You read a problem and have no idea where to start. According to this lesson, what does that mean?</w:t>
+            </w:r>
+          </w:p>
+          <w:p>
+            <w:pPr>
+              <w:spacing w:after="30"/>
+              <w:ind w:left="180"/>
+            </w:pPr>
+            <w:r>
+              <w:rPr>
+                <w:sz w:val="19"/>
+                <w:szCs w:val="19"/>
+              </w:rPr>
+              <w:t xml:space="preserve">A)  You are doing math — getting stuck is part of the process, and there are strategies to try</w:t>
+            </w:r>
+          </w:p>
+          <w:p>
+            <w:pPr>
+              <w:spacing w:after="30"/>
+              <w:ind w:left="180"/>
+            </w:pPr>
+            <w:r>
+              <w:rPr>
+                <w:sz w:val="19"/>
+                <w:szCs w:val="19"/>
+              </w:rPr>
+              <w:t xml:space="preserve">B)  You are not a math person</w:t>
+            </w:r>
+          </w:p>
+          <w:p>
+            <w:pPr>
+              <w:spacing w:after="30"/>
+              <w:ind w:left="180"/>
+            </w:pPr>
+            <w:r>
+              <w:rPr>
+                <w:sz w:val="19"/>
+                <w:szCs w:val="19"/>
+              </w:rPr>
+              <w:t xml:space="preserve">C)  The problem is broken and should be skipped</w:t>
+            </w:r>
+          </w:p>
+          <w:p>
+            <w:pPr>
+              <w:spacing w:after="30"/>
+              <w:ind w:left="180"/>
+            </w:pPr>
+            <w:r>
+              <w:rPr>
+                <w:sz w:val="19"/>
+                <w:szCs w:val="19"/>
+              </w:rPr>
+              <w:t xml:space="preserve">D)  You should wait silently until someone gives you the answer</w:t>
+            </w:r>
+          </w:p>
+        </w:tc>
+        <w:tc>
+          <w:tcPr>
+            <w:tcW w:type="dxa" w:w="3560"/>
+            <w:tcMar>
+              <w:top w:type="dxa" w:w="80"/>
+              <w:left w:type="dxa" w:w="100"/>
+              <w:bottom w:type="dxa" w:w="80"/>
+              <w:right w:type="dxa" w:w="100"/>
+            </w:tcMar>
+            <w:vAlign w:val="top"/>
+          </w:tcPr>
+          <w:p>
+            <w:pPr>
+              <w:pBdr>
+                <w:bottom w:val="single" w:color="AFBECC" w:sz="6"/>
+              </w:pBdr>
+              <w:spacing w:after="30" w:before="150"/>
             </w:pPr>
             <w:r>
               <w:t xml:space="preserve"/>
@@ -3354,7 +3726,147 @@
           </w:p>
           <w:p>
             <w:pPr>
-              <w:spacing w:after="0" w:line="320"/>
+              <w:pBdr>
+                <w:bottom w:val="single" w:color="AFBECC" w:sz="6"/>
+              </w:pBdr>
+              <w:spacing w:after="30" w:before="150"/>
+            </w:pPr>
+            <w:r>
+              <w:t xml:space="preserve"/>
+            </w:r>
+          </w:p>
+          <w:p>
+            <w:pPr>
+              <w:pBdr>
+                <w:bottom w:val="single" w:color="AFBECC" w:sz="6"/>
+              </w:pBdr>
+              <w:spacing w:after="30" w:before="150"/>
+            </w:pPr>
+            <w:r>
+              <w:t xml:space="preserve"/>
+            </w:r>
+          </w:p>
+          <w:p>
+            <w:pPr>
+              <w:pBdr>
+                <w:bottom w:val="single" w:color="AFBECC" w:sz="6"/>
+              </w:pBdr>
+              <w:spacing w:after="30" w:before="150"/>
+            </w:pPr>
+            <w:r>
+              <w:t xml:space="preserve"/>
+            </w:r>
+          </w:p>
+        </w:tc>
+        <w:tc>
+          <w:tcPr>
+            <w:tcW w:type="dxa" w:w="3000"/>
+            <w:shd w:fill="FBF3E2" w:color="auto" w:val="clear"/>
+            <w:tcMar>
+              <w:top w:type="dxa" w:w="80"/>
+              <w:left w:type="dxa" w:w="100"/>
+              <w:bottom w:type="dxa" w:w="80"/>
+              <w:right w:type="dxa" w:w="100"/>
+            </w:tcMar>
+            <w:vAlign w:val="top"/>
+          </w:tcPr>
+          <w:p>
+            <w:pPr>
+              <w:spacing w:after="40"/>
+            </w:pPr>
+            <w:r>
+              <w:rPr>
+                <w:b/>
+                <w:bCs/>
+                <w:color w:val="12355B"/>
+                <w:sz w:val="19"/>
+                <w:szCs w:val="19"/>
+              </w:rPr>
+              <w:t xml:space="preserve">Because... </w:t>
+            </w:r>
+            <w:r>
+              <w:rPr>
+                <w:color w:val="AFBECC"/>
+                <w:sz w:val="19"/>
+                <w:szCs w:val="19"/>
+              </w:rPr>
+              <w:t xml:space="preserve">________________</w:t>
+            </w:r>
+          </w:p>
+          <w:p>
+            <w:pPr>
+              <w:pBdr>
+                <w:bottom w:val="single" w:color="AFBECC" w:sz="6"/>
+              </w:pBdr>
+              <w:spacing w:after="30" w:before="150"/>
+            </w:pPr>
+            <w:r>
+              <w:t xml:space="preserve"/>
+            </w:r>
+          </w:p>
+          <w:p>
+            <w:pPr>
+              <w:spacing w:after="40" w:before="80"/>
+            </w:pPr>
+            <w:r>
+              <w:rPr>
+                <w:b/>
+                <w:bCs/>
+                <w:color w:val="6B4FA0"/>
+                <w:sz w:val="19"/>
+                <w:szCs w:val="19"/>
+              </w:rPr>
+              <w:t xml:space="preserve">Although... </w:t>
+            </w:r>
+            <w:r>
+              <w:rPr>
+                <w:color w:val="AFBECC"/>
+                <w:sz w:val="19"/>
+                <w:szCs w:val="19"/>
+              </w:rPr>
+              <w:t xml:space="preserve">_______________</w:t>
+            </w:r>
+          </w:p>
+          <w:p>
+            <w:pPr>
+              <w:pBdr>
+                <w:bottom w:val="single" w:color="AFBECC" w:sz="6"/>
+              </w:pBdr>
+              <w:spacing w:after="30" w:before="150"/>
+            </w:pPr>
+            <w:r>
+              <w:t xml:space="preserve"/>
+            </w:r>
+          </w:p>
+          <w:p>
+            <w:pPr>
+              <w:spacing w:after="40" w:before="80"/>
+            </w:pPr>
+            <w:r>
+              <w:rPr>
+                <w:b/>
+                <w:bCs/>
+                <w:color w:val="1FA6A2"/>
+                <w:sz w:val="19"/>
+                <w:szCs w:val="19"/>
+              </w:rPr>
+              <w:t xml:space="preserve">Therefore... </w:t>
+            </w:r>
+            <w:r>
+              <w:rPr>
+                <w:color w:val="AFBECC"/>
+                <w:sz w:val="19"/>
+                <w:szCs w:val="19"/>
+              </w:rPr>
+              <w:t xml:space="preserve">______________</w:t>
+            </w:r>
+          </w:p>
+          <w:p>
+            <w:pPr>
+              <w:pBdr>
+                <w:bottom w:val="single" w:color="AFBECC" w:sz="6"/>
+              </w:pBdr>
+              <w:spacing w:after="30" w:before="150"/>
             </w:pPr>
             <w:r>
               <w:t xml:space="preserve"/>
@@ -3365,58 +3877,173 @@
     </w:tbl>
     <w:p>
       <w:pPr>
-        <w:keepNext/>
-        <w:spacing w:after="60" w:before="160"/>
-      </w:pPr>
-      <w:r>
-        <w:rPr>
-          <w:b/>
-          <w:bCs/>
-          <w:color w:val="12355B"/>
-          <w:sz w:val="22"/>
-          <w:szCs w:val="22"/>
-        </w:rPr>
-        <w:t xml:space="preserve">2.  </w:t>
-      </w:r>
-      <w:r>
-        <w:rPr>
-          <w:b/>
-          <w:bCs/>
-          <w:sz w:val="21"/>
-          <w:szCs w:val="21"/>
-        </w:rPr>
-        <w:t xml:space="preserve">Name TWO strategies from this lesson you can try when you get stuck on a problem.</w:t>
+        <w:spacing w:after="80"/>
+      </w:pPr>
+      <w:r>
+        <w:t xml:space="preserve"/>
       </w:r>
     </w:p>
     <w:tbl>
       <w:tblPr>
-        <w:tblW w:type="pct" w:w="100%"/>
+        <w:tblW w:type="dxa" w:w="9360"/>
         <w:tblBorders>
           <w:top w:val="single" w:color="C7D2DD" w:sz="6"/>
           <w:left w:val="single" w:color="C7D2DD" w:sz="6"/>
           <w:bottom w:val="single" w:color="C7D2DD" w:sz="6"/>
           <w:right w:val="single" w:color="C7D2DD" w:sz="6"/>
-          <w:insideH w:val="single" w:color="auto" w:sz="4"/>
-          <w:insideV w:val="single" w:color="auto" w:sz="4"/>
+          <w:insideH w:val="single" w:color="C7D2DD" w:sz="6"/>
+          <w:insideV w:val="single" w:color="C7D2DD" w:sz="6"/>
         </w:tblBorders>
       </w:tblPr>
       <w:tblGrid>
-        <w:gridCol w:w="100"/>
+        <w:gridCol w:w="2800"/>
+        <w:gridCol w:w="3560"/>
+        <w:gridCol w:w="3000"/>
       </w:tblGrid>
       <w:tr>
-        <w:tc>
-          <w:tcPr>
+        <w:trPr>
+          <w:cantSplit/>
+          <w:tblHeader/>
+        </w:trPr>
+        <w:tc>
+          <w:tcPr>
+            <w:tcW w:type="dxa" w:w="2800"/>
+            <w:shd w:fill="EEF4F8" w:color="auto" w:val="clear"/>
+            <w:tcMar>
+              <w:top w:type="dxa" w:w="60"/>
+              <w:left w:type="dxa" w:w="100"/>
+              <w:bottom w:type="dxa" w:w="60"/>
+              <w:right w:type="dxa" w:w="100"/>
+            </w:tcMar>
+          </w:tcPr>
+          <w:p>
+            <w:pPr>
+              <w:spacing w:after="0"/>
+            </w:pPr>
+            <w:r>
+              <w:rPr>
+                <w:b/>
+                <w:bCs/>
+                <w:color w:val="12355B"/>
+                <w:sz w:val="16"/>
+                <w:szCs w:val="16"/>
+              </w:rPr>
+              <w:t xml:space="preserve">CORE PROBLEM / GIVEN REPRESENTATION</w:t>
+            </w:r>
+          </w:p>
+        </w:tc>
+        <w:tc>
+          <w:tcPr>
+            <w:tcW w:type="dxa" w:w="3560"/>
+            <w:shd w:fill="EEF4F8" w:color="auto" w:val="clear"/>
+            <w:tcMar>
+              <w:top w:type="dxa" w:w="60"/>
+              <w:left w:type="dxa" w:w="100"/>
+              <w:bottom w:type="dxa" w:w="60"/>
+              <w:right w:type="dxa" w:w="100"/>
+            </w:tcMar>
+          </w:tcPr>
+          <w:p>
+            <w:pPr>
+              <w:spacing w:after="0"/>
+            </w:pPr>
+            <w:r>
+              <w:rPr>
+                <w:b/>
+                <w:bCs/>
+                <w:color w:val="12355B"/>
+                <w:sz w:val="16"/>
+                <w:szCs w:val="16"/>
+              </w:rPr>
+              <w:t xml:space="preserve">WORKING SPACE / CALCULATION STEPS</w:t>
+            </w:r>
+          </w:p>
+        </w:tc>
+        <w:tc>
+          <w:tcPr>
+            <w:tcW w:type="dxa" w:w="3000"/>
             <w:shd w:fill="FBF3E2" w:color="auto" w:val="clear"/>
             <w:tcMar>
               <w:top w:type="dxa" w:w="60"/>
-              <w:left w:type="dxa" w:w="120"/>
+              <w:left w:type="dxa" w:w="100"/>
               <w:bottom w:type="dxa" w:w="60"/>
-              <w:right w:type="dxa" w:w="120"/>
-            </w:tcMar>
-          </w:tcPr>
-          <w:p>
-            <w:pPr>
-              <w:spacing w:after="0" w:line="320"/>
+              <w:right w:type="dxa" w:w="100"/>
+            </w:tcMar>
+          </w:tcPr>
+          <w:p>
+            <w:pPr>
+              <w:spacing w:after="0"/>
+            </w:pPr>
+            <w:r>
+              <w:rPr>
+                <w:b/>
+                <w:bCs/>
+                <w:color w:val="B97A12"/>
+                <w:sz w:val="16"/>
+                <w:szCs w:val="16"/>
+              </w:rPr>
+              <w:t xml:space="preserve">EXPLAIN YOUR REASONING</w:t>
+            </w:r>
+          </w:p>
+        </w:tc>
+      </w:tr>
+      <w:tr>
+        <w:trPr>
+          <w:cantSplit/>
+        </w:trPr>
+        <w:tc>
+          <w:tcPr>
+            <w:tcW w:type="dxa" w:w="2800"/>
+            <w:tcMar>
+              <w:top w:type="dxa" w:w="80"/>
+              <w:left w:type="dxa" w:w="100"/>
+              <w:bottom w:type="dxa" w:w="80"/>
+              <w:right w:type="dxa" w:w="100"/>
+            </w:tcMar>
+            <w:vAlign w:val="top"/>
+          </w:tcPr>
+          <w:p>
+            <w:pPr>
+              <w:spacing w:after="60"/>
+            </w:pPr>
+            <w:r>
+              <w:rPr>
+                <w:b/>
+                <w:bCs/>
+                <w:color w:val="12355B"/>
+                <w:sz w:val="21"/>
+                <w:szCs w:val="21"/>
+              </w:rPr>
+              <w:t xml:space="preserve">2.  </w:t>
+            </w:r>
+            <w:r>
+              <w:rPr>
+                <w:b/>
+                <w:bCs/>
+                <w:sz w:val="20"/>
+                <w:szCs w:val="20"/>
+              </w:rPr>
+              <w:t xml:space="preserve">Name TWO strategies from this lesson you can try when you get stuck on a problem.</w:t>
+            </w:r>
+          </w:p>
+        </w:tc>
+        <w:tc>
+          <w:tcPr>
+            <w:tcW w:type="dxa" w:w="3560"/>
+            <w:tcMar>
+              <w:top w:type="dxa" w:w="80"/>
+              <w:left w:type="dxa" w:w="100"/>
+              <w:bottom w:type="dxa" w:w="80"/>
+              <w:right w:type="dxa" w:w="100"/>
+            </w:tcMar>
+            <w:vAlign w:val="top"/>
+          </w:tcPr>
+          <w:p>
+            <w:pPr>
+              <w:pBdr>
+                <w:bottom w:val="single" w:color="AFBECC" w:sz="6"/>
+              </w:pBdr>
+              <w:spacing w:after="30" w:before="150"/>
             </w:pPr>
             <w:r>
               <w:t xml:space="preserve"/>
@@ -3424,7 +4051,10 @@
           </w:p>
           <w:p>
             <w:pPr>
-              <w:spacing w:after="0" w:line="320"/>
+              <w:pBdr>
+                <w:bottom w:val="single" w:color="AFBECC" w:sz="6"/>
+              </w:pBdr>
+              <w:spacing w:after="30" w:before="150"/>
             </w:pPr>
             <w:r>
               <w:t xml:space="preserve"/>
@@ -3432,7 +4062,10 @@
           </w:p>
           <w:p>
             <w:pPr>
-              <w:spacing w:after="0" w:line="320"/>
+              <w:pBdr>
+                <w:bottom w:val="single" w:color="AFBECC" w:sz="6"/>
+              </w:pBdr>
+              <w:spacing w:after="30" w:before="150"/>
             </w:pPr>
             <w:r>
               <w:t xml:space="preserve"/>
@@ -3440,7 +4073,125 @@
           </w:p>
           <w:p>
             <w:pPr>
-              <w:spacing w:after="0" w:line="320"/>
+              <w:pBdr>
+                <w:bottom w:val="single" w:color="AFBECC" w:sz="6"/>
+              </w:pBdr>
+              <w:spacing w:after="30" w:before="150"/>
+            </w:pPr>
+            <w:r>
+              <w:t xml:space="preserve"/>
+            </w:r>
+          </w:p>
+        </w:tc>
+        <w:tc>
+          <w:tcPr>
+            <w:tcW w:type="dxa" w:w="3000"/>
+            <w:shd w:fill="FBF3E2" w:color="auto" w:val="clear"/>
+            <w:tcMar>
+              <w:top w:type="dxa" w:w="80"/>
+              <w:left w:type="dxa" w:w="100"/>
+              <w:bottom w:type="dxa" w:w="80"/>
+              <w:right w:type="dxa" w:w="100"/>
+            </w:tcMar>
+            <w:vAlign w:val="top"/>
+          </w:tcPr>
+          <w:p>
+            <w:pPr>
+              <w:spacing w:after="40"/>
+            </w:pPr>
+            <w:r>
+              <w:rPr>
+                <w:b/>
+                <w:bCs/>
+                <w:color w:val="12355B"/>
+                <w:sz w:val="19"/>
+                <w:szCs w:val="19"/>
+              </w:rPr>
+              <w:t xml:space="preserve">Because... </w:t>
+            </w:r>
+            <w:r>
+              <w:rPr>
+                <w:color w:val="AFBECC"/>
+                <w:sz w:val="19"/>
+                <w:szCs w:val="19"/>
+              </w:rPr>
+              <w:t xml:space="preserve">________________</w:t>
+            </w:r>
+          </w:p>
+          <w:p>
+            <w:pPr>
+              <w:pBdr>
+                <w:bottom w:val="single" w:color="AFBECC" w:sz="6"/>
+              </w:pBdr>
+              <w:spacing w:after="30" w:before="150"/>
+            </w:pPr>
+            <w:r>
+              <w:t xml:space="preserve"/>
+            </w:r>
+          </w:p>
+          <w:p>
+            <w:pPr>
+              <w:spacing w:after="40" w:before="80"/>
+            </w:pPr>
+            <w:r>
+              <w:rPr>
+                <w:b/>
+                <w:bCs/>
+                <w:color w:val="6B4FA0"/>
+                <w:sz w:val="19"/>
+                <w:szCs w:val="19"/>
+              </w:rPr>
+              <w:t xml:space="preserve">Although... </w:t>
+            </w:r>
+            <w:r>
+              <w:rPr>
+                <w:color w:val="AFBECC"/>
+                <w:sz w:val="19"/>
+                <w:szCs w:val="19"/>
+              </w:rPr>
+              <w:t xml:space="preserve">_______________</w:t>
+            </w:r>
+          </w:p>
+          <w:p>
+            <w:pPr>
+              <w:pBdr>
+                <w:bottom w:val="single" w:color="AFBECC" w:sz="6"/>
+              </w:pBdr>
+              <w:spacing w:after="30" w:before="150"/>
+            </w:pPr>
+            <w:r>
+              <w:t xml:space="preserve"/>
+            </w:r>
+          </w:p>
+          <w:p>
+            <w:pPr>
+              <w:spacing w:after="40" w:before="80"/>
+            </w:pPr>
+            <w:r>
+              <w:rPr>
+                <w:b/>
+                <w:bCs/>
+                <w:color w:val="1FA6A2"/>
+                <w:sz w:val="19"/>
+                <w:szCs w:val="19"/>
+              </w:rPr>
+              <w:t xml:space="preserve">Therefore... </w:t>
+            </w:r>
+            <w:r>
+              <w:rPr>
+                <w:color w:val="AFBECC"/>
+                <w:sz w:val="19"/>
+                <w:szCs w:val="19"/>
+              </w:rPr>
+              <w:t xml:space="preserve">______________</w:t>
+            </w:r>
+          </w:p>
+          <w:p>
+            <w:pPr>
+              <w:pBdr>
+                <w:bottom w:val="single" w:color="AFBECC" w:sz="6"/>
+              </w:pBdr>
+              <w:spacing w:after="30" w:before="150"/>
             </w:pPr>
             <w:r>
               <w:t xml:space="preserve"/>
@@ -3451,84 +4202,7 @@
     </w:tbl>
     <w:p>
       <w:pPr>
-        <w:keepNext/>
-        <w:spacing w:after="60" w:before="160"/>
-      </w:pPr>
-      <w:r>
-        <w:rPr>
-          <w:b/>
-          <w:bCs/>
-          <w:color w:val="12355B"/>
-          <w:sz w:val="22"/>
-          <w:szCs w:val="22"/>
-        </w:rPr>
-        <w:t xml:space="preserve">3.  </w:t>
-      </w:r>
-      <w:r>
-        <w:rPr>
-          <w:b/>
-          <w:bCs/>
-          <w:sz w:val="21"/>
-          <w:szCs w:val="21"/>
-        </w:rPr>
-        <w:t xml:space="preserve">A classmate shares an idea you think is wrong. What does our community do?</w:t>
-      </w:r>
-    </w:p>
-    <w:p>
-      <w:pPr>
-        <w:spacing w:after="40"/>
-        <w:ind w:left="420"/>
-      </w:pPr>
-      <w:r>
-        <w:rPr>
-          <w:sz w:val="20"/>
-          <w:szCs w:val="20"/>
-        </w:rPr>
-        <w:t xml:space="preserve">A)  Say 'that's wrong' and move on</w:t>
-      </w:r>
-    </w:p>
-    <w:p>
-      <w:pPr>
-        <w:spacing w:after="40"/>
-        <w:ind w:left="420"/>
-      </w:pPr>
-      <w:r>
-        <w:rPr>
-          <w:sz w:val="20"/>
-          <w:szCs w:val="20"/>
-        </w:rPr>
-        <w:t xml:space="preserve">B)  Stay silent so nobody's feelings are hurt</w:t>
-      </w:r>
-    </w:p>
-    <w:p>
-      <w:pPr>
-        <w:spacing w:after="40"/>
-        <w:ind w:left="420"/>
-      </w:pPr>
-      <w:r>
-        <w:rPr>
-          <w:sz w:val="20"/>
-          <w:szCs w:val="20"/>
-        </w:rPr>
-        <w:t xml:space="preserve">C)  Laugh, because wrong answers are funny</w:t>
-      </w:r>
-    </w:p>
-    <w:p>
-      <w:pPr>
-        <w:spacing w:after="40"/>
-        <w:ind w:left="420"/>
-      </w:pPr>
-      <w:r>
-        <w:rPr>
-          <w:sz w:val="20"/>
-          <w:szCs w:val="20"/>
-        </w:rPr>
-        <w:t xml:space="preserve">D)  Critique the idea respectfully — not the classmate</w:t>
-      </w:r>
-    </w:p>
-    <w:p>
-      <w:pPr>
-        <w:spacing w:after="20"/>
+        <w:spacing w:after="80"/>
       </w:pPr>
       <w:r>
         <w:t xml:space="preserve"/>
@@ -3536,33 +4210,217 @@
     </w:p>
     <w:tbl>
       <w:tblPr>
-        <w:tblW w:type="pct" w:w="100%"/>
+        <w:tblW w:type="dxa" w:w="9360"/>
         <w:tblBorders>
           <w:top w:val="single" w:color="C7D2DD" w:sz="6"/>
           <w:left w:val="single" w:color="C7D2DD" w:sz="6"/>
           <w:bottom w:val="single" w:color="C7D2DD" w:sz="6"/>
           <w:right w:val="single" w:color="C7D2DD" w:sz="6"/>
-          <w:insideH w:val="single" w:color="auto" w:sz="4"/>
-          <w:insideV w:val="single" w:color="auto" w:sz="4"/>
+          <w:insideH w:val="single" w:color="C7D2DD" w:sz="6"/>
+          <w:insideV w:val="single" w:color="C7D2DD" w:sz="6"/>
         </w:tblBorders>
       </w:tblPr>
       <w:tblGrid>
-        <w:gridCol w:w="100"/>
+        <w:gridCol w:w="2800"/>
+        <w:gridCol w:w="3560"/>
+        <w:gridCol w:w="3000"/>
       </w:tblGrid>
       <w:tr>
-        <w:tc>
-          <w:tcPr>
+        <w:trPr>
+          <w:cantSplit/>
+          <w:tblHeader/>
+        </w:trPr>
+        <w:tc>
+          <w:tcPr>
+            <w:tcW w:type="dxa" w:w="2800"/>
+            <w:shd w:fill="EEF4F8" w:color="auto" w:val="clear"/>
+            <w:tcMar>
+              <w:top w:type="dxa" w:w="60"/>
+              <w:left w:type="dxa" w:w="100"/>
+              <w:bottom w:type="dxa" w:w="60"/>
+              <w:right w:type="dxa" w:w="100"/>
+            </w:tcMar>
+          </w:tcPr>
+          <w:p>
+            <w:pPr>
+              <w:spacing w:after="0"/>
+            </w:pPr>
+            <w:r>
+              <w:rPr>
+                <w:b/>
+                <w:bCs/>
+                <w:color w:val="12355B"/>
+                <w:sz w:val="16"/>
+                <w:szCs w:val="16"/>
+              </w:rPr>
+              <w:t xml:space="preserve">CORE PROBLEM / GIVEN REPRESENTATION</w:t>
+            </w:r>
+          </w:p>
+        </w:tc>
+        <w:tc>
+          <w:tcPr>
+            <w:tcW w:type="dxa" w:w="3560"/>
+            <w:shd w:fill="EEF4F8" w:color="auto" w:val="clear"/>
+            <w:tcMar>
+              <w:top w:type="dxa" w:w="60"/>
+              <w:left w:type="dxa" w:w="100"/>
+              <w:bottom w:type="dxa" w:w="60"/>
+              <w:right w:type="dxa" w:w="100"/>
+            </w:tcMar>
+          </w:tcPr>
+          <w:p>
+            <w:pPr>
+              <w:spacing w:after="0"/>
+            </w:pPr>
+            <w:r>
+              <w:rPr>
+                <w:b/>
+                <w:bCs/>
+                <w:color w:val="12355B"/>
+                <w:sz w:val="16"/>
+                <w:szCs w:val="16"/>
+              </w:rPr>
+              <w:t xml:space="preserve">WORKING SPACE / CALCULATION STEPS</w:t>
+            </w:r>
+          </w:p>
+        </w:tc>
+        <w:tc>
+          <w:tcPr>
+            <w:tcW w:type="dxa" w:w="3000"/>
             <w:shd w:fill="FBF3E2" w:color="auto" w:val="clear"/>
             <w:tcMar>
               <w:top w:type="dxa" w:w="60"/>
-              <w:left w:type="dxa" w:w="120"/>
+              <w:left w:type="dxa" w:w="100"/>
               <w:bottom w:type="dxa" w:w="60"/>
-              <w:right w:type="dxa" w:w="120"/>
-            </w:tcMar>
-          </w:tcPr>
-          <w:p>
-            <w:pPr>
-              <w:spacing w:after="0" w:line="320"/>
+              <w:right w:type="dxa" w:w="100"/>
+            </w:tcMar>
+          </w:tcPr>
+          <w:p>
+            <w:pPr>
+              <w:spacing w:after="0"/>
+            </w:pPr>
+            <w:r>
+              <w:rPr>
+                <w:b/>
+                <w:bCs/>
+                <w:color w:val="B97A12"/>
+                <w:sz w:val="16"/>
+                <w:szCs w:val="16"/>
+              </w:rPr>
+              <w:t xml:space="preserve">EXPLAIN YOUR REASONING</w:t>
+            </w:r>
+          </w:p>
+        </w:tc>
+      </w:tr>
+      <w:tr>
+        <w:trPr>
+          <w:cantSplit/>
+        </w:trPr>
+        <w:tc>
+          <w:tcPr>
+            <w:tcW w:type="dxa" w:w="2800"/>
+            <w:tcMar>
+              <w:top w:type="dxa" w:w="80"/>
+              <w:left w:type="dxa" w:w="100"/>
+              <w:bottom w:type="dxa" w:w="80"/>
+              <w:right w:type="dxa" w:w="100"/>
+            </w:tcMar>
+            <w:vAlign w:val="top"/>
+          </w:tcPr>
+          <w:p>
+            <w:pPr>
+              <w:spacing w:after="60"/>
+            </w:pPr>
+            <w:r>
+              <w:rPr>
+                <w:b/>
+                <w:bCs/>
+                <w:color w:val="12355B"/>
+                <w:sz w:val="21"/>
+                <w:szCs w:val="21"/>
+              </w:rPr>
+              <w:t xml:space="preserve">3.  </w:t>
+            </w:r>
+            <w:r>
+              <w:rPr>
+                <w:b/>
+                <w:bCs/>
+                <w:sz w:val="20"/>
+                <w:szCs w:val="20"/>
+              </w:rPr>
+              <w:t xml:space="preserve">A classmate shares an idea you think is wrong. What does our community do?</w:t>
+            </w:r>
+          </w:p>
+          <w:p>
+            <w:pPr>
+              <w:spacing w:after="30"/>
+              <w:ind w:left="180"/>
+            </w:pPr>
+            <w:r>
+              <w:rPr>
+                <w:sz w:val="19"/>
+                <w:szCs w:val="19"/>
+              </w:rPr>
+              <w:t xml:space="preserve">A)  Say 'that's wrong' and move on</w:t>
+            </w:r>
+          </w:p>
+          <w:p>
+            <w:pPr>
+              <w:spacing w:after="30"/>
+              <w:ind w:left="180"/>
+            </w:pPr>
+            <w:r>
+              <w:rPr>
+                <w:sz w:val="19"/>
+                <w:szCs w:val="19"/>
+              </w:rPr>
+              <w:t xml:space="preserve">B)  Stay silent so nobody's feelings are hurt</w:t>
+            </w:r>
+          </w:p>
+          <w:p>
+            <w:pPr>
+              <w:spacing w:after="30"/>
+              <w:ind w:left="180"/>
+            </w:pPr>
+            <w:r>
+              <w:rPr>
+                <w:sz w:val="19"/>
+                <w:szCs w:val="19"/>
+              </w:rPr>
+              <w:t xml:space="preserve">C)  Laugh, because wrong answers are funny</w:t>
+            </w:r>
+          </w:p>
+          <w:p>
+            <w:pPr>
+              <w:spacing w:after="30"/>
+              <w:ind w:left="180"/>
+            </w:pPr>
+            <w:r>
+              <w:rPr>
+                <w:sz w:val="19"/>
+                <w:szCs w:val="19"/>
+              </w:rPr>
+              <w:t xml:space="preserve">D)  Critique the idea respectfully — not the classmate</w:t>
+            </w:r>
+          </w:p>
+        </w:tc>
+        <w:tc>
+          <w:tcPr>
+            <w:tcW w:type="dxa" w:w="3560"/>
+            <w:tcMar>
+              <w:top w:type="dxa" w:w="80"/>
+              <w:left w:type="dxa" w:w="100"/>
+              <w:bottom w:type="dxa" w:w="80"/>
+              <w:right w:type="dxa" w:w="100"/>
+            </w:tcMar>
+            <w:vAlign w:val="top"/>
+          </w:tcPr>
+          <w:p>
+            <w:pPr>
+              <w:pBdr>
+                <w:bottom w:val="single" w:color="AFBECC" w:sz="6"/>
+              </w:pBdr>
+              <w:spacing w:after="30" w:before="150"/>
             </w:pPr>
             <w:r>
               <w:t xml:space="preserve"/>
@@ -3570,7 +4428,147 @@
           </w:p>
           <w:p>
             <w:pPr>
-              <w:spacing w:after="0" w:line="320"/>
+              <w:pBdr>
+                <w:bottom w:val="single" w:color="AFBECC" w:sz="6"/>
+              </w:pBdr>
+              <w:spacing w:after="30" w:before="150"/>
+            </w:pPr>
+            <w:r>
+              <w:t xml:space="preserve"/>
+            </w:r>
+          </w:p>
+          <w:p>
+            <w:pPr>
+              <w:pBdr>
+                <w:bottom w:val="single" w:color="AFBECC" w:sz="6"/>
+              </w:pBdr>
+              <w:spacing w:after="30" w:before="150"/>
+            </w:pPr>
+            <w:r>
+              <w:t xml:space="preserve"/>
+            </w:r>
+          </w:p>
+          <w:p>
+            <w:pPr>
+              <w:pBdr>
+                <w:bottom w:val="single" w:color="AFBECC" w:sz="6"/>
+              </w:pBdr>
+              <w:spacing w:after="30" w:before="150"/>
+            </w:pPr>
+            <w:r>
+              <w:t xml:space="preserve"/>
+            </w:r>
+          </w:p>
+        </w:tc>
+        <w:tc>
+          <w:tcPr>
+            <w:tcW w:type="dxa" w:w="3000"/>
+            <w:shd w:fill="FBF3E2" w:color="auto" w:val="clear"/>
+            <w:tcMar>
+              <w:top w:type="dxa" w:w="80"/>
+              <w:left w:type="dxa" w:w="100"/>
+              <w:bottom w:type="dxa" w:w="80"/>
+              <w:right w:type="dxa" w:w="100"/>
+            </w:tcMar>
+            <w:vAlign w:val="top"/>
+          </w:tcPr>
+          <w:p>
+            <w:pPr>
+              <w:spacing w:after="40"/>
+            </w:pPr>
+            <w:r>
+              <w:rPr>
+                <w:b/>
+                <w:bCs/>
+                <w:color w:val="12355B"/>
+                <w:sz w:val="19"/>
+                <w:szCs w:val="19"/>
+              </w:rPr>
+              <w:t xml:space="preserve">Because... </w:t>
+            </w:r>
+            <w:r>
+              <w:rPr>
+                <w:color w:val="AFBECC"/>
+                <w:sz w:val="19"/>
+                <w:szCs w:val="19"/>
+              </w:rPr>
+              <w:t xml:space="preserve">________________</w:t>
+            </w:r>
+          </w:p>
+          <w:p>
+            <w:pPr>
+              <w:pBdr>
+                <w:bottom w:val="single" w:color="AFBECC" w:sz="6"/>
+              </w:pBdr>
+              <w:spacing w:after="30" w:before="150"/>
+            </w:pPr>
+            <w:r>
+              <w:t xml:space="preserve"/>
+            </w:r>
+          </w:p>
+          <w:p>
+            <w:pPr>
+              <w:spacing w:after="40" w:before="80"/>
+            </w:pPr>
+            <w:r>
+              <w:rPr>
+                <w:b/>
+                <w:bCs/>
+                <w:color w:val="6B4FA0"/>
+                <w:sz w:val="19"/>
+                <w:szCs w:val="19"/>
+              </w:rPr>
+              <w:t xml:space="preserve">Although... </w:t>
+            </w:r>
+            <w:r>
+              <w:rPr>
+                <w:color w:val="AFBECC"/>
+                <w:sz w:val="19"/>
+                <w:szCs w:val="19"/>
+              </w:rPr>
+              <w:t xml:space="preserve">_______________</w:t>
+            </w:r>
+          </w:p>
+          <w:p>
+            <w:pPr>
+              <w:pBdr>
+                <w:bottom w:val="single" w:color="AFBECC" w:sz="6"/>
+              </w:pBdr>
+              <w:spacing w:after="30" w:before="150"/>
+            </w:pPr>
+            <w:r>
+              <w:t xml:space="preserve"/>
+            </w:r>
+          </w:p>
+          <w:p>
+            <w:pPr>
+              <w:spacing w:after="40" w:before="80"/>
+            </w:pPr>
+            <w:r>
+              <w:rPr>
+                <w:b/>
+                <w:bCs/>
+                <w:color w:val="1FA6A2"/>
+                <w:sz w:val="19"/>
+                <w:szCs w:val="19"/>
+              </w:rPr>
+              <w:t xml:space="preserve">Therefore... </w:t>
+            </w:r>
+            <w:r>
+              <w:rPr>
+                <w:color w:val="AFBECC"/>
+                <w:sz w:val="19"/>
+                <w:szCs w:val="19"/>
+              </w:rPr>
+              <w:t xml:space="preserve">______________</w:t>
+            </w:r>
+          </w:p>
+          <w:p>
+            <w:pPr>
+              <w:pBdr>
+                <w:bottom w:val="single" w:color="AFBECC" w:sz="6"/>
+              </w:pBdr>
+              <w:spacing w:after="30" w:before="150"/>
             </w:pPr>
             <w:r>
               <w:t xml:space="preserve"/>
@@ -3581,58 +4579,173 @@
     </w:tbl>
     <w:p>
       <w:pPr>
-        <w:keepNext/>
-        <w:spacing w:after="60" w:before="160"/>
-      </w:pPr>
-      <w:r>
-        <w:rPr>
-          <w:b/>
-          <w:bCs/>
-          <w:color w:val="12355B"/>
-          <w:sz w:val="22"/>
-          <w:szCs w:val="22"/>
-        </w:rPr>
-        <w:t xml:space="preserve">4.  </w:t>
-      </w:r>
-      <w:r>
-        <w:rPr>
-          <w:b/>
-          <w:bCs/>
-          <w:sz w:val="21"/>
-          <w:szCs w:val="21"/>
-        </w:rPr>
-        <w:t xml:space="preserve">What did you do the last time you worked with someone to solve a math problem?</w:t>
+        <w:spacing w:after="80"/>
+      </w:pPr>
+      <w:r>
+        <w:t xml:space="preserve"/>
       </w:r>
     </w:p>
     <w:tbl>
       <w:tblPr>
-        <w:tblW w:type="pct" w:w="100%"/>
+        <w:tblW w:type="dxa" w:w="9360"/>
         <w:tblBorders>
           <w:top w:val="single" w:color="C7D2DD" w:sz="6"/>
           <w:left w:val="single" w:color="C7D2DD" w:sz="6"/>
           <w:bottom w:val="single" w:color="C7D2DD" w:sz="6"/>
           <w:right w:val="single" w:color="C7D2DD" w:sz="6"/>
-          <w:insideH w:val="single" w:color="auto" w:sz="4"/>
-          <w:insideV w:val="single" w:color="auto" w:sz="4"/>
+          <w:insideH w:val="single" w:color="C7D2DD" w:sz="6"/>
+          <w:insideV w:val="single" w:color="C7D2DD" w:sz="6"/>
         </w:tblBorders>
       </w:tblPr>
       <w:tblGrid>
-        <w:gridCol w:w="100"/>
+        <w:gridCol w:w="2800"/>
+        <w:gridCol w:w="3560"/>
+        <w:gridCol w:w="3000"/>
       </w:tblGrid>
       <w:tr>
-        <w:tc>
-          <w:tcPr>
+        <w:trPr>
+          <w:cantSplit/>
+          <w:tblHeader/>
+        </w:trPr>
+        <w:tc>
+          <w:tcPr>
+            <w:tcW w:type="dxa" w:w="2800"/>
+            <w:shd w:fill="EEF4F8" w:color="auto" w:val="clear"/>
+            <w:tcMar>
+              <w:top w:type="dxa" w:w="60"/>
+              <w:left w:type="dxa" w:w="100"/>
+              <w:bottom w:type="dxa" w:w="60"/>
+              <w:right w:type="dxa" w:w="100"/>
+            </w:tcMar>
+          </w:tcPr>
+          <w:p>
+            <w:pPr>
+              <w:spacing w:after="0"/>
+            </w:pPr>
+            <w:r>
+              <w:rPr>
+                <w:b/>
+                <w:bCs/>
+                <w:color w:val="12355B"/>
+                <w:sz w:val="16"/>
+                <w:szCs w:val="16"/>
+              </w:rPr>
+              <w:t xml:space="preserve">CORE PROBLEM / GIVEN REPRESENTATION</w:t>
+            </w:r>
+          </w:p>
+        </w:tc>
+        <w:tc>
+          <w:tcPr>
+            <w:tcW w:type="dxa" w:w="3560"/>
+            <w:shd w:fill="EEF4F8" w:color="auto" w:val="clear"/>
+            <w:tcMar>
+              <w:top w:type="dxa" w:w="60"/>
+              <w:left w:type="dxa" w:w="100"/>
+              <w:bottom w:type="dxa" w:w="60"/>
+              <w:right w:type="dxa" w:w="100"/>
+            </w:tcMar>
+          </w:tcPr>
+          <w:p>
+            <w:pPr>
+              <w:spacing w:after="0"/>
+            </w:pPr>
+            <w:r>
+              <w:rPr>
+                <w:b/>
+                <w:bCs/>
+                <w:color w:val="12355B"/>
+                <w:sz w:val="16"/>
+                <w:szCs w:val="16"/>
+              </w:rPr>
+              <w:t xml:space="preserve">WORKING SPACE / CALCULATION STEPS</w:t>
+            </w:r>
+          </w:p>
+        </w:tc>
+        <w:tc>
+          <w:tcPr>
+            <w:tcW w:type="dxa" w:w="3000"/>
             <w:shd w:fill="FBF3E2" w:color="auto" w:val="clear"/>
             <w:tcMar>
               <w:top w:type="dxa" w:w="60"/>
-              <w:left w:type="dxa" w:w="120"/>
+              <w:left w:type="dxa" w:w="100"/>
               <w:bottom w:type="dxa" w:w="60"/>
-              <w:right w:type="dxa" w:w="120"/>
-            </w:tcMar>
-          </w:tcPr>
-          <w:p>
-            <w:pPr>
-              <w:spacing w:after="0" w:line="320"/>
+              <w:right w:type="dxa" w:w="100"/>
+            </w:tcMar>
+          </w:tcPr>
+          <w:p>
+            <w:pPr>
+              <w:spacing w:after="0"/>
+            </w:pPr>
+            <w:r>
+              <w:rPr>
+                <w:b/>
+                <w:bCs/>
+                <w:color w:val="B97A12"/>
+                <w:sz w:val="16"/>
+                <w:szCs w:val="16"/>
+              </w:rPr>
+              <w:t xml:space="preserve">EXPLAIN YOUR REASONING</w:t>
+            </w:r>
+          </w:p>
+        </w:tc>
+      </w:tr>
+      <w:tr>
+        <w:trPr>
+          <w:cantSplit/>
+        </w:trPr>
+        <w:tc>
+          <w:tcPr>
+            <w:tcW w:type="dxa" w:w="2800"/>
+            <w:tcMar>
+              <w:top w:type="dxa" w:w="80"/>
+              <w:left w:type="dxa" w:w="100"/>
+              <w:bottom w:type="dxa" w:w="80"/>
+              <w:right w:type="dxa" w:w="100"/>
+            </w:tcMar>
+            <w:vAlign w:val="top"/>
+          </w:tcPr>
+          <w:p>
+            <w:pPr>
+              <w:spacing w:after="60"/>
+            </w:pPr>
+            <w:r>
+              <w:rPr>
+                <w:b/>
+                <w:bCs/>
+                <w:color w:val="12355B"/>
+                <w:sz w:val="21"/>
+                <w:szCs w:val="21"/>
+              </w:rPr>
+              <w:t xml:space="preserve">4.  </w:t>
+            </w:r>
+            <w:r>
+              <w:rPr>
+                <w:b/>
+                <w:bCs/>
+                <w:sz w:val="20"/>
+                <w:szCs w:val="20"/>
+              </w:rPr>
+              <w:t xml:space="preserve">What did you do the last time you worked with someone to solve a math problem?</w:t>
+            </w:r>
+          </w:p>
+        </w:tc>
+        <w:tc>
+          <w:tcPr>
+            <w:tcW w:type="dxa" w:w="3560"/>
+            <w:tcMar>
+              <w:top w:type="dxa" w:w="80"/>
+              <w:left w:type="dxa" w:w="100"/>
+              <w:bottom w:type="dxa" w:w="80"/>
+              <w:right w:type="dxa" w:w="100"/>
+            </w:tcMar>
+            <w:vAlign w:val="top"/>
+          </w:tcPr>
+          <w:p>
+            <w:pPr>
+              <w:pBdr>
+                <w:bottom w:val="single" w:color="AFBECC" w:sz="6"/>
+              </w:pBdr>
+              <w:spacing w:after="30" w:before="150"/>
             </w:pPr>
             <w:r>
               <w:t xml:space="preserve"/>
@@ -3640,7 +4753,10 @@
           </w:p>
           <w:p>
             <w:pPr>
-              <w:spacing w:after="0" w:line="320"/>
+              <w:pBdr>
+                <w:bottom w:val="single" w:color="AFBECC" w:sz="6"/>
+              </w:pBdr>
+              <w:spacing w:after="30" w:before="150"/>
             </w:pPr>
             <w:r>
               <w:t xml:space="preserve"/>
@@ -3648,7 +4764,10 @@
           </w:p>
           <w:p>
             <w:pPr>
-              <w:spacing w:after="0" w:line="320"/>
+              <w:pBdr>
+                <w:bottom w:val="single" w:color="AFBECC" w:sz="6"/>
+              </w:pBdr>
+              <w:spacing w:after="30" w:before="150"/>
             </w:pPr>
             <w:r>
               <w:t xml:space="preserve"/>
@@ -3656,7 +4775,125 @@
           </w:p>
           <w:p>
             <w:pPr>
-              <w:spacing w:after="0" w:line="320"/>
+              <w:pBdr>
+                <w:bottom w:val="single" w:color="AFBECC" w:sz="6"/>
+              </w:pBdr>
+              <w:spacing w:after="30" w:before="150"/>
+            </w:pPr>
+            <w:r>
+              <w:t xml:space="preserve"/>
+            </w:r>
+          </w:p>
+        </w:tc>
+        <w:tc>
+          <w:tcPr>
+            <w:tcW w:type="dxa" w:w="3000"/>
+            <w:shd w:fill="FBF3E2" w:color="auto" w:val="clear"/>
+            <w:tcMar>
+              <w:top w:type="dxa" w:w="80"/>
+              <w:left w:type="dxa" w:w="100"/>
+              <w:bottom w:type="dxa" w:w="80"/>
+              <w:right w:type="dxa" w:w="100"/>
+            </w:tcMar>
+            <w:vAlign w:val="top"/>
+          </w:tcPr>
+          <w:p>
+            <w:pPr>
+              <w:spacing w:after="40"/>
+            </w:pPr>
+            <w:r>
+              <w:rPr>
+                <w:b/>
+                <w:bCs/>
+                <w:color w:val="12355B"/>
+                <w:sz w:val="19"/>
+                <w:szCs w:val="19"/>
+              </w:rPr>
+              <w:t xml:space="preserve">Because... </w:t>
+            </w:r>
+            <w:r>
+              <w:rPr>
+                <w:color w:val="AFBECC"/>
+                <w:sz w:val="19"/>
+                <w:szCs w:val="19"/>
+              </w:rPr>
+              <w:t xml:space="preserve">________________</w:t>
+            </w:r>
+          </w:p>
+          <w:p>
+            <w:pPr>
+              <w:pBdr>
+                <w:bottom w:val="single" w:color="AFBECC" w:sz="6"/>
+              </w:pBdr>
+              <w:spacing w:after="30" w:before="150"/>
+            </w:pPr>
+            <w:r>
+              <w:t xml:space="preserve"/>
+            </w:r>
+          </w:p>
+          <w:p>
+            <w:pPr>
+              <w:spacing w:after="40" w:before="80"/>
+            </w:pPr>
+            <w:r>
+              <w:rPr>
+                <w:b/>
+                <w:bCs/>
+                <w:color w:val="6B4FA0"/>
+                <w:sz w:val="19"/>
+                <w:szCs w:val="19"/>
+              </w:rPr>
+              <w:t xml:space="preserve">Although... </w:t>
+            </w:r>
+            <w:r>
+              <w:rPr>
+                <w:color w:val="AFBECC"/>
+                <w:sz w:val="19"/>
+                <w:szCs w:val="19"/>
+              </w:rPr>
+              <w:t xml:space="preserve">_______________</w:t>
+            </w:r>
+          </w:p>
+          <w:p>
+            <w:pPr>
+              <w:pBdr>
+                <w:bottom w:val="single" w:color="AFBECC" w:sz="6"/>
+              </w:pBdr>
+              <w:spacing w:after="30" w:before="150"/>
+            </w:pPr>
+            <w:r>
+              <w:t xml:space="preserve"/>
+            </w:r>
+          </w:p>
+          <w:p>
+            <w:pPr>
+              <w:spacing w:after="40" w:before="80"/>
+            </w:pPr>
+            <w:r>
+              <w:rPr>
+                <w:b/>
+                <w:bCs/>
+                <w:color w:val="1FA6A2"/>
+                <w:sz w:val="19"/>
+                <w:szCs w:val="19"/>
+              </w:rPr>
+              <w:t xml:space="preserve">Therefore... </w:t>
+            </w:r>
+            <w:r>
+              <w:rPr>
+                <w:color w:val="AFBECC"/>
+                <w:sz w:val="19"/>
+                <w:szCs w:val="19"/>
+              </w:rPr>
+              <w:t xml:space="preserve">______________</w:t>
+            </w:r>
+          </w:p>
+          <w:p>
+            <w:pPr>
+              <w:pBdr>
+                <w:bottom w:val="single" w:color="AFBECC" w:sz="6"/>
+              </w:pBdr>
+              <w:spacing w:after="30" w:before="150"/>
             </w:pPr>
             <w:r>
               <w:t xml:space="preserve"/>
@@ -3665,6 +4902,14 @@
         </w:tc>
       </w:tr>
     </w:tbl>
+    <w:p>
+      <w:pPr>
+        <w:spacing w:after="80"/>
+      </w:pPr>
+      <w:r>
+        <w:t xml:space="preserve"/>
+      </w:r>
+    </w:p>
     <w:p>
       <w:pPr>
         <w:pStyle w:val="Heading2"/>
@@ -3691,120 +4936,219 @@
         <w:t xml:space="preserve">   grade-level practice</w:t>
       </w:r>
     </w:p>
-    <w:p>
-      <w:pPr>
-        <w:keepNext/>
-        <w:spacing w:after="60" w:before="160"/>
-      </w:pPr>
-      <w:r>
-        <w:rPr>
-          <w:b/>
-          <w:bCs/>
-          <w:color w:val="12355B"/>
-          <w:sz w:val="22"/>
-          <w:szCs w:val="22"/>
-        </w:rPr>
-        <w:t xml:space="preserve">5.  </w:t>
-      </w:r>
-      <w:r>
-        <w:rPr>
-          <w:b/>
-          <w:bCs/>
-          <w:sz w:val="21"/>
-          <w:szCs w:val="21"/>
-        </w:rPr>
-        <w:t xml:space="preserve">You are solving a problem and realize your strategy is not making progress. What does the problem-solving process say to do?</w:t>
-      </w:r>
-    </w:p>
-    <w:p>
-      <w:pPr>
-        <w:spacing w:after="40"/>
-        <w:ind w:left="420"/>
-      </w:pPr>
-      <w:r>
-        <w:rPr>
-          <w:sz w:val="20"/>
-          <w:szCs w:val="20"/>
-        </w:rPr>
-        <w:t xml:space="preserve">A)  Keep using the same strategy no matter what</w:t>
-      </w:r>
-    </w:p>
-    <w:p>
-      <w:pPr>
-        <w:spacing w:after="40"/>
-        <w:ind w:left="420"/>
-      </w:pPr>
-      <w:r>
-        <w:rPr>
-          <w:sz w:val="20"/>
-          <w:szCs w:val="20"/>
-        </w:rPr>
-        <w:t xml:space="preserve">B)  Notice your progress has stalled and shift to a different strategy</w:t>
-      </w:r>
-    </w:p>
-    <w:p>
-      <w:pPr>
-        <w:spacing w:after="40"/>
-        <w:ind w:left="420"/>
-      </w:pPr>
-      <w:r>
-        <w:rPr>
-          <w:sz w:val="20"/>
-          <w:szCs w:val="20"/>
-        </w:rPr>
-        <w:t xml:space="preserve">C)  Erase everything and decide the problem is impossible</w:t>
-      </w:r>
-    </w:p>
-    <w:p>
-      <w:pPr>
-        <w:spacing w:after="40"/>
-        <w:ind w:left="420"/>
-      </w:pPr>
-      <w:r>
-        <w:rPr>
-          <w:sz w:val="20"/>
-          <w:szCs w:val="20"/>
-        </w:rPr>
-        <w:t xml:space="preserve">D)  Copy a classmate's paper</w:t>
-      </w:r>
-    </w:p>
-    <w:p>
-      <w:pPr>
-        <w:spacing w:after="20"/>
-      </w:pPr>
-      <w:r>
-        <w:t xml:space="preserve"/>
-      </w:r>
-    </w:p>
     <w:tbl>
       <w:tblPr>
-        <w:tblW w:type="pct" w:w="100%"/>
+        <w:tblW w:type="dxa" w:w="9360"/>
         <w:tblBorders>
           <w:top w:val="single" w:color="C7D2DD" w:sz="6"/>
           <w:left w:val="single" w:color="C7D2DD" w:sz="6"/>
           <w:bottom w:val="single" w:color="C7D2DD" w:sz="6"/>
           <w:right w:val="single" w:color="C7D2DD" w:sz="6"/>
-          <w:insideH w:val="single" w:color="auto" w:sz="4"/>
-          <w:insideV w:val="single" w:color="auto" w:sz="4"/>
+          <w:insideH w:val="single" w:color="C7D2DD" w:sz="6"/>
+          <w:insideV w:val="single" w:color="C7D2DD" w:sz="6"/>
         </w:tblBorders>
       </w:tblPr>
       <w:tblGrid>
-        <w:gridCol w:w="100"/>
+        <w:gridCol w:w="2800"/>
+        <w:gridCol w:w="3560"/>
+        <w:gridCol w:w="3000"/>
       </w:tblGrid>
       <w:tr>
-        <w:tc>
-          <w:tcPr>
+        <w:trPr>
+          <w:cantSplit/>
+          <w:tblHeader/>
+        </w:trPr>
+        <w:tc>
+          <w:tcPr>
+            <w:tcW w:type="dxa" w:w="2800"/>
+            <w:shd w:fill="EEF4F8" w:color="auto" w:val="clear"/>
+            <w:tcMar>
+              <w:top w:type="dxa" w:w="60"/>
+              <w:left w:type="dxa" w:w="100"/>
+              <w:bottom w:type="dxa" w:w="60"/>
+              <w:right w:type="dxa" w:w="100"/>
+            </w:tcMar>
+          </w:tcPr>
+          <w:p>
+            <w:pPr>
+              <w:spacing w:after="0"/>
+            </w:pPr>
+            <w:r>
+              <w:rPr>
+                <w:b/>
+                <w:bCs/>
+                <w:color w:val="12355B"/>
+                <w:sz w:val="16"/>
+                <w:szCs w:val="16"/>
+              </w:rPr>
+              <w:t xml:space="preserve">CORE PROBLEM / GIVEN REPRESENTATION</w:t>
+            </w:r>
+          </w:p>
+        </w:tc>
+        <w:tc>
+          <w:tcPr>
+            <w:tcW w:type="dxa" w:w="3560"/>
+            <w:shd w:fill="EEF4F8" w:color="auto" w:val="clear"/>
+            <w:tcMar>
+              <w:top w:type="dxa" w:w="60"/>
+              <w:left w:type="dxa" w:w="100"/>
+              <w:bottom w:type="dxa" w:w="60"/>
+              <w:right w:type="dxa" w:w="100"/>
+            </w:tcMar>
+          </w:tcPr>
+          <w:p>
+            <w:pPr>
+              <w:spacing w:after="0"/>
+            </w:pPr>
+            <w:r>
+              <w:rPr>
+                <w:b/>
+                <w:bCs/>
+                <w:color w:val="12355B"/>
+                <w:sz w:val="16"/>
+                <w:szCs w:val="16"/>
+              </w:rPr>
+              <w:t xml:space="preserve">WORKING SPACE / CALCULATION STEPS</w:t>
+            </w:r>
+          </w:p>
+        </w:tc>
+        <w:tc>
+          <w:tcPr>
+            <w:tcW w:type="dxa" w:w="3000"/>
             <w:shd w:fill="FBF3E2" w:color="auto" w:val="clear"/>
             <w:tcMar>
               <w:top w:type="dxa" w:w="60"/>
-              <w:left w:type="dxa" w:w="120"/>
+              <w:left w:type="dxa" w:w="100"/>
               <w:bottom w:type="dxa" w:w="60"/>
-              <w:right w:type="dxa" w:w="120"/>
-            </w:tcMar>
-          </w:tcPr>
-          <w:p>
-            <w:pPr>
-              <w:spacing w:after="0" w:line="320"/>
+              <w:right w:type="dxa" w:w="100"/>
+            </w:tcMar>
+          </w:tcPr>
+          <w:p>
+            <w:pPr>
+              <w:spacing w:after="0"/>
+            </w:pPr>
+            <w:r>
+              <w:rPr>
+                <w:b/>
+                <w:bCs/>
+                <w:color w:val="B97A12"/>
+                <w:sz w:val="16"/>
+                <w:szCs w:val="16"/>
+              </w:rPr>
+              <w:t xml:space="preserve">EXPLAIN YOUR REASONING</w:t>
+            </w:r>
+          </w:p>
+        </w:tc>
+      </w:tr>
+      <w:tr>
+        <w:trPr>
+          <w:cantSplit/>
+        </w:trPr>
+        <w:tc>
+          <w:tcPr>
+            <w:tcW w:type="dxa" w:w="2800"/>
+            <w:tcMar>
+              <w:top w:type="dxa" w:w="80"/>
+              <w:left w:type="dxa" w:w="100"/>
+              <w:bottom w:type="dxa" w:w="80"/>
+              <w:right w:type="dxa" w:w="100"/>
+            </w:tcMar>
+            <w:vAlign w:val="top"/>
+          </w:tcPr>
+          <w:p>
+            <w:pPr>
+              <w:spacing w:after="60"/>
+            </w:pPr>
+            <w:r>
+              <w:rPr>
+                <w:b/>
+                <w:bCs/>
+                <w:color w:val="12355B"/>
+                <w:sz w:val="21"/>
+                <w:szCs w:val="21"/>
+              </w:rPr>
+              <w:t xml:space="preserve">5.  </w:t>
+            </w:r>
+            <w:r>
+              <w:rPr>
+                <w:b/>
+                <w:bCs/>
+                <w:sz w:val="20"/>
+                <w:szCs w:val="20"/>
+              </w:rPr>
+              <w:t xml:space="preserve">You are solving a problem and realize your strategy is not making progress. What does the problem-solving process say to do?</w:t>
+            </w:r>
+          </w:p>
+          <w:p>
+            <w:pPr>
+              <w:spacing w:after="30"/>
+              <w:ind w:left="180"/>
+            </w:pPr>
+            <w:r>
+              <w:rPr>
+                <w:sz w:val="19"/>
+                <w:szCs w:val="19"/>
+              </w:rPr>
+              <w:t xml:space="preserve">A)  Keep using the same strategy no matter what</w:t>
+            </w:r>
+          </w:p>
+          <w:p>
+            <w:pPr>
+              <w:spacing w:after="30"/>
+              <w:ind w:left="180"/>
+            </w:pPr>
+            <w:r>
+              <w:rPr>
+                <w:sz w:val="19"/>
+                <w:szCs w:val="19"/>
+              </w:rPr>
+              <w:t xml:space="preserve">B)  Notice your progress has stalled and shift to a different strategy</w:t>
+            </w:r>
+          </w:p>
+          <w:p>
+            <w:pPr>
+              <w:spacing w:after="30"/>
+              <w:ind w:left="180"/>
+            </w:pPr>
+            <w:r>
+              <w:rPr>
+                <w:sz w:val="19"/>
+                <w:szCs w:val="19"/>
+              </w:rPr>
+              <w:t xml:space="preserve">C)  Erase everything and decide the problem is impossible</w:t>
+            </w:r>
+          </w:p>
+          <w:p>
+            <w:pPr>
+              <w:spacing w:after="30"/>
+              <w:ind w:left="180"/>
+            </w:pPr>
+            <w:r>
+              <w:rPr>
+                <w:sz w:val="19"/>
+                <w:szCs w:val="19"/>
+              </w:rPr>
+              <w:t xml:space="preserve">D)  Copy a classmate's paper</w:t>
+            </w:r>
+          </w:p>
+        </w:tc>
+        <w:tc>
+          <w:tcPr>
+            <w:tcW w:type="dxa" w:w="3560"/>
+            <w:tcMar>
+              <w:top w:type="dxa" w:w="80"/>
+              <w:left w:type="dxa" w:w="100"/>
+              <w:bottom w:type="dxa" w:w="80"/>
+              <w:right w:type="dxa" w:w="100"/>
+            </w:tcMar>
+            <w:vAlign w:val="top"/>
+          </w:tcPr>
+          <w:p>
+            <w:pPr>
+              <w:pBdr>
+                <w:bottom w:val="single" w:color="AFBECC" w:sz="6"/>
+              </w:pBdr>
+              <w:spacing w:after="30" w:before="150"/>
             </w:pPr>
             <w:r>
               <w:t xml:space="preserve"/>
@@ -3812,7 +5156,147 @@
           </w:p>
           <w:p>
             <w:pPr>
-              <w:spacing w:after="0" w:line="320"/>
+              <w:pBdr>
+                <w:bottom w:val="single" w:color="AFBECC" w:sz="6"/>
+              </w:pBdr>
+              <w:spacing w:after="30" w:before="150"/>
+            </w:pPr>
+            <w:r>
+              <w:t xml:space="preserve"/>
+            </w:r>
+          </w:p>
+          <w:p>
+            <w:pPr>
+              <w:pBdr>
+                <w:bottom w:val="single" w:color="AFBECC" w:sz="6"/>
+              </w:pBdr>
+              <w:spacing w:after="30" w:before="150"/>
+            </w:pPr>
+            <w:r>
+              <w:t xml:space="preserve"/>
+            </w:r>
+          </w:p>
+          <w:p>
+            <w:pPr>
+              <w:pBdr>
+                <w:bottom w:val="single" w:color="AFBECC" w:sz="6"/>
+              </w:pBdr>
+              <w:spacing w:after="30" w:before="150"/>
+            </w:pPr>
+            <w:r>
+              <w:t xml:space="preserve"/>
+            </w:r>
+          </w:p>
+        </w:tc>
+        <w:tc>
+          <w:tcPr>
+            <w:tcW w:type="dxa" w:w="3000"/>
+            <w:shd w:fill="FBF3E2" w:color="auto" w:val="clear"/>
+            <w:tcMar>
+              <w:top w:type="dxa" w:w="80"/>
+              <w:left w:type="dxa" w:w="100"/>
+              <w:bottom w:type="dxa" w:w="80"/>
+              <w:right w:type="dxa" w:w="100"/>
+            </w:tcMar>
+            <w:vAlign w:val="top"/>
+          </w:tcPr>
+          <w:p>
+            <w:pPr>
+              <w:spacing w:after="40"/>
+            </w:pPr>
+            <w:r>
+              <w:rPr>
+                <w:b/>
+                <w:bCs/>
+                <w:color w:val="12355B"/>
+                <w:sz w:val="19"/>
+                <w:szCs w:val="19"/>
+              </w:rPr>
+              <w:t xml:space="preserve">Because... </w:t>
+            </w:r>
+            <w:r>
+              <w:rPr>
+                <w:color w:val="AFBECC"/>
+                <w:sz w:val="19"/>
+                <w:szCs w:val="19"/>
+              </w:rPr>
+              <w:t xml:space="preserve">________________</w:t>
+            </w:r>
+          </w:p>
+          <w:p>
+            <w:pPr>
+              <w:pBdr>
+                <w:bottom w:val="single" w:color="AFBECC" w:sz="6"/>
+              </w:pBdr>
+              <w:spacing w:after="30" w:before="150"/>
+            </w:pPr>
+            <w:r>
+              <w:t xml:space="preserve"/>
+            </w:r>
+          </w:p>
+          <w:p>
+            <w:pPr>
+              <w:spacing w:after="40" w:before="80"/>
+            </w:pPr>
+            <w:r>
+              <w:rPr>
+                <w:b/>
+                <w:bCs/>
+                <w:color w:val="6B4FA0"/>
+                <w:sz w:val="19"/>
+                <w:szCs w:val="19"/>
+              </w:rPr>
+              <w:t xml:space="preserve">Although... </w:t>
+            </w:r>
+            <w:r>
+              <w:rPr>
+                <w:color w:val="AFBECC"/>
+                <w:sz w:val="19"/>
+                <w:szCs w:val="19"/>
+              </w:rPr>
+              <w:t xml:space="preserve">_______________</w:t>
+            </w:r>
+          </w:p>
+          <w:p>
+            <w:pPr>
+              <w:pBdr>
+                <w:bottom w:val="single" w:color="AFBECC" w:sz="6"/>
+              </w:pBdr>
+              <w:spacing w:after="30" w:before="150"/>
+            </w:pPr>
+            <w:r>
+              <w:t xml:space="preserve"/>
+            </w:r>
+          </w:p>
+          <w:p>
+            <w:pPr>
+              <w:spacing w:after="40" w:before="80"/>
+            </w:pPr>
+            <w:r>
+              <w:rPr>
+                <w:b/>
+                <w:bCs/>
+                <w:color w:val="1FA6A2"/>
+                <w:sz w:val="19"/>
+                <w:szCs w:val="19"/>
+              </w:rPr>
+              <w:t xml:space="preserve">Therefore... </w:t>
+            </w:r>
+            <w:r>
+              <w:rPr>
+                <w:color w:val="AFBECC"/>
+                <w:sz w:val="19"/>
+                <w:szCs w:val="19"/>
+              </w:rPr>
+              <w:t xml:space="preserve">______________</w:t>
+            </w:r>
+          </w:p>
+          <w:p>
+            <w:pPr>
+              <w:pBdr>
+                <w:bottom w:val="single" w:color="AFBECC" w:sz="6"/>
+              </w:pBdr>
+              <w:spacing w:after="30" w:before="150"/>
             </w:pPr>
             <w:r>
               <w:t xml:space="preserve"/>
@@ -3823,84 +5307,7 @@
     </w:tbl>
     <w:p>
       <w:pPr>
-        <w:keepNext/>
-        <w:spacing w:after="60" w:before="160"/>
-      </w:pPr>
-      <w:r>
-        <w:rPr>
-          <w:b/>
-          <w:bCs/>
-          <w:color w:val="12355B"/>
-          <w:sz w:val="22"/>
-          <w:szCs w:val="22"/>
-        </w:rPr>
-        <w:t xml:space="preserve">6.  </w:t>
-      </w:r>
-      <w:r>
-        <w:rPr>
-          <w:b/>
-          <w:bCs/>
-          <w:sz w:val="21"/>
-          <w:szCs w:val="21"/>
-        </w:rPr>
-        <w:t xml:space="preserve">The first rack has 16 wheels and the other rack has 6 times as many. How many BIKES does the bigger rack hold, if every bike has 2 wheels?</w:t>
-      </w:r>
-    </w:p>
-    <w:p>
-      <w:pPr>
-        <w:spacing w:after="40"/>
-        <w:ind w:left="420"/>
-      </w:pPr>
-      <w:r>
-        <w:rPr>
-          <w:sz w:val="20"/>
-          <w:szCs w:val="20"/>
-        </w:rPr>
-        <w:t xml:space="preserve">A)  24</w:t>
-      </w:r>
-    </w:p>
-    <w:p>
-      <w:pPr>
-        <w:spacing w:after="40"/>
-        <w:ind w:left="420"/>
-      </w:pPr>
-      <w:r>
-        <w:rPr>
-          <w:sz w:val="20"/>
-          <w:szCs w:val="20"/>
-        </w:rPr>
-        <w:t xml:space="preserve">B)  48</w:t>
-      </w:r>
-    </w:p>
-    <w:p>
-      <w:pPr>
-        <w:spacing w:after="40"/>
-        <w:ind w:left="420"/>
-      </w:pPr>
-      <w:r>
-        <w:rPr>
-          <w:sz w:val="20"/>
-          <w:szCs w:val="20"/>
-        </w:rPr>
-        <w:t xml:space="preserve">C)  96</w:t>
-      </w:r>
-    </w:p>
-    <w:p>
-      <w:pPr>
-        <w:spacing w:after="40"/>
-        <w:ind w:left="420"/>
-      </w:pPr>
-      <w:r>
-        <w:rPr>
-          <w:sz w:val="20"/>
-          <w:szCs w:val="20"/>
-        </w:rPr>
-        <w:t xml:space="preserve">D)  192</w:t>
-      </w:r>
-    </w:p>
-    <w:p>
-      <w:pPr>
-        <w:spacing w:after="20"/>
+        <w:spacing w:after="80"/>
       </w:pPr>
       <w:r>
         <w:t xml:space="preserve"/>
@@ -3908,33 +5315,217 @@
     </w:p>
     <w:tbl>
       <w:tblPr>
-        <w:tblW w:type="pct" w:w="100%"/>
+        <w:tblW w:type="dxa" w:w="9360"/>
         <w:tblBorders>
           <w:top w:val="single" w:color="C7D2DD" w:sz="6"/>
           <w:left w:val="single" w:color="C7D2DD" w:sz="6"/>
           <w:bottom w:val="single" w:color="C7D2DD" w:sz="6"/>
           <w:right w:val="single" w:color="C7D2DD" w:sz="6"/>
-          <w:insideH w:val="single" w:color="auto" w:sz="4"/>
-          <w:insideV w:val="single" w:color="auto" w:sz="4"/>
+          <w:insideH w:val="single" w:color="C7D2DD" w:sz="6"/>
+          <w:insideV w:val="single" w:color="C7D2DD" w:sz="6"/>
         </w:tblBorders>
       </w:tblPr>
       <w:tblGrid>
-        <w:gridCol w:w="100"/>
+        <w:gridCol w:w="2800"/>
+        <w:gridCol w:w="3560"/>
+        <w:gridCol w:w="3000"/>
       </w:tblGrid>
       <w:tr>
-        <w:tc>
-          <w:tcPr>
+        <w:trPr>
+          <w:cantSplit/>
+          <w:tblHeader/>
+        </w:trPr>
+        <w:tc>
+          <w:tcPr>
+            <w:tcW w:type="dxa" w:w="2800"/>
+            <w:shd w:fill="EEF4F8" w:color="auto" w:val="clear"/>
+            <w:tcMar>
+              <w:top w:type="dxa" w:w="60"/>
+              <w:left w:type="dxa" w:w="100"/>
+              <w:bottom w:type="dxa" w:w="60"/>
+              <w:right w:type="dxa" w:w="100"/>
+            </w:tcMar>
+          </w:tcPr>
+          <w:p>
+            <w:pPr>
+              <w:spacing w:after="0"/>
+            </w:pPr>
+            <w:r>
+              <w:rPr>
+                <w:b/>
+                <w:bCs/>
+                <w:color w:val="12355B"/>
+                <w:sz w:val="16"/>
+                <w:szCs w:val="16"/>
+              </w:rPr>
+              <w:t xml:space="preserve">CORE PROBLEM / GIVEN REPRESENTATION</w:t>
+            </w:r>
+          </w:p>
+        </w:tc>
+        <w:tc>
+          <w:tcPr>
+            <w:tcW w:type="dxa" w:w="3560"/>
+            <w:shd w:fill="EEF4F8" w:color="auto" w:val="clear"/>
+            <w:tcMar>
+              <w:top w:type="dxa" w:w="60"/>
+              <w:left w:type="dxa" w:w="100"/>
+              <w:bottom w:type="dxa" w:w="60"/>
+              <w:right w:type="dxa" w:w="100"/>
+            </w:tcMar>
+          </w:tcPr>
+          <w:p>
+            <w:pPr>
+              <w:spacing w:after="0"/>
+            </w:pPr>
+            <w:r>
+              <w:rPr>
+                <w:b/>
+                <w:bCs/>
+                <w:color w:val="12355B"/>
+                <w:sz w:val="16"/>
+                <w:szCs w:val="16"/>
+              </w:rPr>
+              <w:t xml:space="preserve">WORKING SPACE / CALCULATION STEPS</w:t>
+            </w:r>
+          </w:p>
+        </w:tc>
+        <w:tc>
+          <w:tcPr>
+            <w:tcW w:type="dxa" w:w="3000"/>
             <w:shd w:fill="FBF3E2" w:color="auto" w:val="clear"/>
             <w:tcMar>
               <w:top w:type="dxa" w:w="60"/>
-              <w:left w:type="dxa" w:w="120"/>
+              <w:left w:type="dxa" w:w="100"/>
               <w:bottom w:type="dxa" w:w="60"/>
-              <w:right w:type="dxa" w:w="120"/>
-            </w:tcMar>
-          </w:tcPr>
-          <w:p>
-            <w:pPr>
-              <w:spacing w:after="0" w:line="320"/>
+              <w:right w:type="dxa" w:w="100"/>
+            </w:tcMar>
+          </w:tcPr>
+          <w:p>
+            <w:pPr>
+              <w:spacing w:after="0"/>
+            </w:pPr>
+            <w:r>
+              <w:rPr>
+                <w:b/>
+                <w:bCs/>
+                <w:color w:val="B97A12"/>
+                <w:sz w:val="16"/>
+                <w:szCs w:val="16"/>
+              </w:rPr>
+              <w:t xml:space="preserve">EXPLAIN YOUR REASONING</w:t>
+            </w:r>
+          </w:p>
+        </w:tc>
+      </w:tr>
+      <w:tr>
+        <w:trPr>
+          <w:cantSplit/>
+        </w:trPr>
+        <w:tc>
+          <w:tcPr>
+            <w:tcW w:type="dxa" w:w="2800"/>
+            <w:tcMar>
+              <w:top w:type="dxa" w:w="80"/>
+              <w:left w:type="dxa" w:w="100"/>
+              <w:bottom w:type="dxa" w:w="80"/>
+              <w:right w:type="dxa" w:w="100"/>
+            </w:tcMar>
+            <w:vAlign w:val="top"/>
+          </w:tcPr>
+          <w:p>
+            <w:pPr>
+              <w:spacing w:after="60"/>
+            </w:pPr>
+            <w:r>
+              <w:rPr>
+                <w:b/>
+                <w:bCs/>
+                <w:color w:val="12355B"/>
+                <w:sz w:val="21"/>
+                <w:szCs w:val="21"/>
+              </w:rPr>
+              <w:t xml:space="preserve">6.  </w:t>
+            </w:r>
+            <w:r>
+              <w:rPr>
+                <w:b/>
+                <w:bCs/>
+                <w:sz w:val="20"/>
+                <w:szCs w:val="20"/>
+              </w:rPr>
+              <w:t xml:space="preserve">The first rack has 16 wheels and the other rack has 6 times as many. How many BIKES does the bigger rack hold, if every bike has 2 wheels?</w:t>
+            </w:r>
+          </w:p>
+          <w:p>
+            <w:pPr>
+              <w:spacing w:after="30"/>
+              <w:ind w:left="180"/>
+            </w:pPr>
+            <w:r>
+              <w:rPr>
+                <w:sz w:val="19"/>
+                <w:szCs w:val="19"/>
+              </w:rPr>
+              <w:t xml:space="preserve">A)  24</w:t>
+            </w:r>
+          </w:p>
+          <w:p>
+            <w:pPr>
+              <w:spacing w:after="30"/>
+              <w:ind w:left="180"/>
+            </w:pPr>
+            <w:r>
+              <w:rPr>
+                <w:sz w:val="19"/>
+                <w:szCs w:val="19"/>
+              </w:rPr>
+              <w:t xml:space="preserve">B)  48</w:t>
+            </w:r>
+          </w:p>
+          <w:p>
+            <w:pPr>
+              <w:spacing w:after="30"/>
+              <w:ind w:left="180"/>
+            </w:pPr>
+            <w:r>
+              <w:rPr>
+                <w:sz w:val="19"/>
+                <w:szCs w:val="19"/>
+              </w:rPr>
+              <w:t xml:space="preserve">C)  96</w:t>
+            </w:r>
+          </w:p>
+          <w:p>
+            <w:pPr>
+              <w:spacing w:after="30"/>
+              <w:ind w:left="180"/>
+            </w:pPr>
+            <w:r>
+              <w:rPr>
+                <w:sz w:val="19"/>
+                <w:szCs w:val="19"/>
+              </w:rPr>
+              <w:t xml:space="preserve">D)  192</w:t>
+            </w:r>
+          </w:p>
+        </w:tc>
+        <w:tc>
+          <w:tcPr>
+            <w:tcW w:type="dxa" w:w="3560"/>
+            <w:tcMar>
+              <w:top w:type="dxa" w:w="80"/>
+              <w:left w:type="dxa" w:w="100"/>
+              <w:bottom w:type="dxa" w:w="80"/>
+              <w:right w:type="dxa" w:w="100"/>
+            </w:tcMar>
+            <w:vAlign w:val="top"/>
+          </w:tcPr>
+          <w:p>
+            <w:pPr>
+              <w:pBdr>
+                <w:bottom w:val="single" w:color="AFBECC" w:sz="6"/>
+              </w:pBdr>
+              <w:spacing w:after="30" w:before="150"/>
             </w:pPr>
             <w:r>
               <w:t xml:space="preserve"/>
@@ -3942,7 +5533,147 @@
           </w:p>
           <w:p>
             <w:pPr>
-              <w:spacing w:after="0" w:line="320"/>
+              <w:pBdr>
+                <w:bottom w:val="single" w:color="AFBECC" w:sz="6"/>
+              </w:pBdr>
+              <w:spacing w:after="30" w:before="150"/>
+            </w:pPr>
+            <w:r>
+              <w:t xml:space="preserve"/>
+            </w:r>
+          </w:p>
+          <w:p>
+            <w:pPr>
+              <w:pBdr>
+                <w:bottom w:val="single" w:color="AFBECC" w:sz="6"/>
+              </w:pBdr>
+              <w:spacing w:after="30" w:before="150"/>
+            </w:pPr>
+            <w:r>
+              <w:t xml:space="preserve"/>
+            </w:r>
+          </w:p>
+          <w:p>
+            <w:pPr>
+              <w:pBdr>
+                <w:bottom w:val="single" w:color="AFBECC" w:sz="6"/>
+              </w:pBdr>
+              <w:spacing w:after="30" w:before="150"/>
+            </w:pPr>
+            <w:r>
+              <w:t xml:space="preserve"/>
+            </w:r>
+          </w:p>
+        </w:tc>
+        <w:tc>
+          <w:tcPr>
+            <w:tcW w:type="dxa" w:w="3000"/>
+            <w:shd w:fill="FBF3E2" w:color="auto" w:val="clear"/>
+            <w:tcMar>
+              <w:top w:type="dxa" w:w="80"/>
+              <w:left w:type="dxa" w:w="100"/>
+              <w:bottom w:type="dxa" w:w="80"/>
+              <w:right w:type="dxa" w:w="100"/>
+            </w:tcMar>
+            <w:vAlign w:val="top"/>
+          </w:tcPr>
+          <w:p>
+            <w:pPr>
+              <w:spacing w:after="40"/>
+            </w:pPr>
+            <w:r>
+              <w:rPr>
+                <w:b/>
+                <w:bCs/>
+                <w:color w:val="12355B"/>
+                <w:sz w:val="19"/>
+                <w:szCs w:val="19"/>
+              </w:rPr>
+              <w:t xml:space="preserve">Because... </w:t>
+            </w:r>
+            <w:r>
+              <w:rPr>
+                <w:color w:val="AFBECC"/>
+                <w:sz w:val="19"/>
+                <w:szCs w:val="19"/>
+              </w:rPr>
+              <w:t xml:space="preserve">________________</w:t>
+            </w:r>
+          </w:p>
+          <w:p>
+            <w:pPr>
+              <w:pBdr>
+                <w:bottom w:val="single" w:color="AFBECC" w:sz="6"/>
+              </w:pBdr>
+              <w:spacing w:after="30" w:before="150"/>
+            </w:pPr>
+            <w:r>
+              <w:t xml:space="preserve"/>
+            </w:r>
+          </w:p>
+          <w:p>
+            <w:pPr>
+              <w:spacing w:after="40" w:before="80"/>
+            </w:pPr>
+            <w:r>
+              <w:rPr>
+                <w:b/>
+                <w:bCs/>
+                <w:color w:val="6B4FA0"/>
+                <w:sz w:val="19"/>
+                <w:szCs w:val="19"/>
+              </w:rPr>
+              <w:t xml:space="preserve">Although... </w:t>
+            </w:r>
+            <w:r>
+              <w:rPr>
+                <w:color w:val="AFBECC"/>
+                <w:sz w:val="19"/>
+                <w:szCs w:val="19"/>
+              </w:rPr>
+              <w:t xml:space="preserve">_______________</w:t>
+            </w:r>
+          </w:p>
+          <w:p>
+            <w:pPr>
+              <w:pBdr>
+                <w:bottom w:val="single" w:color="AFBECC" w:sz="6"/>
+              </w:pBdr>
+              <w:spacing w:after="30" w:before="150"/>
+            </w:pPr>
+            <w:r>
+              <w:t xml:space="preserve"/>
+            </w:r>
+          </w:p>
+          <w:p>
+            <w:pPr>
+              <w:spacing w:after="40" w:before="80"/>
+            </w:pPr>
+            <w:r>
+              <w:rPr>
+                <w:b/>
+                <w:bCs/>
+                <w:color w:val="1FA6A2"/>
+                <w:sz w:val="19"/>
+                <w:szCs w:val="19"/>
+              </w:rPr>
+              <w:t xml:space="preserve">Therefore... </w:t>
+            </w:r>
+            <w:r>
+              <w:rPr>
+                <w:color w:val="AFBECC"/>
+                <w:sz w:val="19"/>
+                <w:szCs w:val="19"/>
+              </w:rPr>
+              <w:t xml:space="preserve">______________</w:t>
+            </w:r>
+          </w:p>
+          <w:p>
+            <w:pPr>
+              <w:pBdr>
+                <w:bottom w:val="single" w:color="AFBECC" w:sz="6"/>
+              </w:pBdr>
+              <w:spacing w:after="30" w:before="150"/>
             </w:pPr>
             <w:r>
               <w:t xml:space="preserve"/>
@@ -3951,6 +5682,14 @@
         </w:tc>
       </w:tr>
     </w:tbl>
+    <w:p>
+      <w:pPr>
+        <w:spacing w:after="80"/>
+      </w:pPr>
+      <w:r>
+        <w:t xml:space="preserve"/>
+      </w:r>
+    </w:p>
     <w:p>
       <w:pPr>
         <w:pStyle w:val="Heading1"/>
@@ -4069,6 +5808,149 @@
         <w:t xml:space="preserve"/>
       </w:r>
     </w:p>
+    <w:p>
+      <w:pPr>
+        <w:spacing w:after="60"/>
+      </w:pPr>
+      <w:r>
+        <w:t xml:space="preserve"/>
+      </w:r>
+    </w:p>
+    <w:tbl>
+      <w:tblPr>
+        <w:tblW w:type="dxa" w:w="9360"/>
+        <w:tblBorders>
+          <w:top w:val="single" w:color="C7D2DD" w:sz="6"/>
+          <w:left w:val="single" w:color="C7D2DD" w:sz="6"/>
+          <w:bottom w:val="single" w:color="C7D2DD" w:sz="6"/>
+          <w:right w:val="single" w:color="C7D2DD" w:sz="6"/>
+          <w:insideH w:val="single" w:color="C7D2DD" w:sz="6"/>
+          <w:insideV w:val="single" w:color="C7D2DD" w:sz="6"/>
+        </w:tblBorders>
+      </w:tblPr>
+      <w:tblGrid>
+        <w:gridCol w:w="3120"/>
+        <w:gridCol w:w="3120"/>
+        <w:gridCol w:w="3120"/>
+      </w:tblGrid>
+      <w:tr>
+        <w:trPr>
+          <w:cantSplit/>
+          <w:tblHeader/>
+        </w:trPr>
+        <w:tc>
+          <w:tcPr>
+            <w:tcW w:type="dxa" w:w="9360"/>
+            <w:gridSpan w:val="3"/>
+            <w:shd w:fill="EEF4F8" w:color="auto" w:val="clear"/>
+            <w:tcMar>
+              <w:top w:type="dxa" w:w="60"/>
+              <w:left w:type="dxa" w:w="100"/>
+              <w:bottom w:type="dxa" w:w="60"/>
+              <w:right w:type="dxa" w:w="100"/>
+            </w:tcMar>
+          </w:tcPr>
+          <w:p>
+            <w:pPr>
+              <w:spacing w:after="0"/>
+            </w:pPr>
+            <w:r>
+              <w:rPr>
+                <w:b/>
+                <w:bCs/>
+                <w:color w:val="12355B"/>
+                <w:sz w:val="18"/>
+                <w:szCs w:val="18"/>
+              </w:rPr>
+              <w:t xml:space="preserve">EXIT CHECK · 3-POINT SELF-ASSESSMENT CHECKLIST</w:t>
+            </w:r>
+          </w:p>
+        </w:tc>
+      </w:tr>
+      <w:tr>
+        <w:trPr>
+          <w:cantSplit/>
+        </w:trPr>
+        <w:tc>
+          <w:tcPr>
+            <w:tcW w:type="dxa" w:w="3120"/>
+            <w:tcMar>
+              <w:top w:type="dxa" w:w="80"/>
+              <w:left w:type="dxa" w:w="100"/>
+              <w:bottom w:type="dxa" w:w="80"/>
+              <w:right w:type="dxa" w:w="100"/>
+            </w:tcMar>
+          </w:tcPr>
+          <w:p>
+            <w:pPr>
+              <w:spacing w:after="0"/>
+            </w:pPr>
+            <w:r>
+              <w:rPr>
+                <w:b/>
+                <w:bCs/>
+                <w:color w:val="1A2733"/>
+                <w:sz w:val="18"/>
+                <w:szCs w:val="18"/>
+              </w:rPr>
+              <w:t xml:space="preserve">☐ 1. Units &amp; Labels Verified</w:t>
+            </w:r>
+          </w:p>
+        </w:tc>
+        <w:tc>
+          <w:tcPr>
+            <w:tcW w:type="dxa" w:w="3120"/>
+            <w:tcMar>
+              <w:top w:type="dxa" w:w="80"/>
+              <w:left w:type="dxa" w:w="100"/>
+              <w:bottom w:type="dxa" w:w="80"/>
+              <w:right w:type="dxa" w:w="100"/>
+            </w:tcMar>
+          </w:tcPr>
+          <w:p>
+            <w:pPr>
+              <w:spacing w:after="0"/>
+            </w:pPr>
+            <w:r>
+              <w:rPr>
+                <w:b/>
+                <w:bCs/>
+                <w:color w:val="1A2733"/>
+                <w:sz w:val="18"/>
+                <w:szCs w:val="18"/>
+              </w:rPr>
+              <w:t xml:space="preserve">☐ 2. Reasoning Stated (Because / Although / Therefore)</w:t>
+            </w:r>
+          </w:p>
+        </w:tc>
+        <w:tc>
+          <w:tcPr>
+            <w:tcW w:type="dxa" w:w="3120"/>
+            <w:tcMar>
+              <w:top w:type="dxa" w:w="80"/>
+              <w:left w:type="dxa" w:w="100"/>
+              <w:bottom w:type="dxa" w:w="80"/>
+              <w:right w:type="dxa" w:w="100"/>
+            </w:tcMar>
+          </w:tcPr>
+          <w:p>
+            <w:pPr>
+              <w:spacing w:after="0"/>
+            </w:pPr>
+            <w:r>
+              <w:rPr>
+                <w:b/>
+                <w:bCs/>
+                <w:color w:val="1A2733"/>
+                <w:sz w:val="18"/>
+                <w:szCs w:val="18"/>
+              </w:rPr>
+              <w:t xml:space="preserve">☐ 3. Calculations Double-Checked</w:t>
+            </w:r>
+          </w:p>
+        </w:tc>
+      </w:tr>
+    </w:tbl>
     <w:sectPr>
       <w:headerReference w:type="default" r:id="rId7"/>
       <w:footerReference w:type="default" r:id="rId8"/>
